--- a/test/text/hauptteil_10.09.docx
+++ b/test/text/hauptteil_10.09.docx
@@ -10,6 +10,7 @@
           <w:numId w:val="36"/>
         </w:numPr>
         <w:spacing w:after="120" w:line="360" w:lineRule="auto"/>
+        <w:ind w:left="0" w:firstLine="0"/>
         <w:jc w:val="both"/>
         <w:rPr>
           <w:rFonts w:ascii="Times New Roman" w:hAnsi="Times New Roman"/>
@@ -31,16 +32,25 @@
     <w:p>
       <w:pPr>
         <w:spacing w:after="120" w:line="360" w:lineRule="auto"/>
-        <w:ind w:left="360"/>
         <w:jc w:val="both"/>
-      </w:pPr>
-      <w:r>
+        <w:rPr>
+          <w:sz w:val="24"/>
+          <w:szCs w:val="24"/>
+        </w:rPr>
+      </w:pPr>
+      <w:r>
+        <w:rPr>
+          <w:sz w:val="24"/>
+          <w:szCs w:val="24"/>
+        </w:rPr>
         <w:t xml:space="preserve">Die Idee, dass Wissen durch die Vernetzung von Informationen entsteht, ist zwar nicht neu, gewinnt jedoch in der Sammlungspraxis der letzten Jahre zunehmend an Bedeutung. Die Fachcommunity unterstützt diesen Ansatz, da der Wunsch besteht, Sammlungen neu zu bewerten und dabei bisher übersehende Perspektiven einzubeziehen und sichtbar zu machen (vgl. Werner 2020: 247). Die Human- und Geisteswissenschaften befinden sich im Wandel, der durch die Digitalisierung geprägt ist. Digitalisierungsinitiativen erweitern die Methoden, mit denen Wissen über Menschen, Kulturen und deren historische Entwicklungen generiert und präsentiert wird. Historische Beobachtungen und Aufzeichnungen werden zunehmend in digitale Formate und strukturierte Sammlungen übertragen (vgl. Windhagen 2019: 60). In diesem Zusammenhang spielen biographische Wörterbücher als historische Gattung, deren Ursprünge bis in die Antike zurückreichen, eine wichtige Rolle. Sie bestehen aus ausführlichen, nicht strukturierten Texten, kombiniert mit biographischen Basisdaten (Familie, Geburts-und Sterbedaten, Ausbildung usw.). Ein Beispiel für ein biographisches Wörterbuch ist das </w:t>
       </w:r>
       <w:hyperlink r:id="rId8" w:history="1">
         <w:r>
           <w:rPr>
             <w:rStyle w:val="Hyperlink"/>
+            <w:sz w:val="24"/>
+            <w:szCs w:val="24"/>
           </w:rPr>
           <w:t xml:space="preserve">Oxford Dictionary </w:t>
         </w:r>
@@ -48,6 +58,8 @@
         <w:r>
           <w:rPr>
             <w:rStyle w:val="Hyperlink"/>
+            <w:sz w:val="24"/>
+            <w:szCs w:val="24"/>
           </w:rPr>
           <w:t>of</w:t>
         </w:r>
@@ -55,6 +67,8 @@
         <w:r>
           <w:rPr>
             <w:rStyle w:val="Hyperlink"/>
+            <w:sz w:val="24"/>
+            <w:szCs w:val="24"/>
           </w:rPr>
           <w:t xml:space="preserve"> National </w:t>
         </w:r>
@@ -62,31 +76,51 @@
         <w:r>
           <w:rPr>
             <w:rStyle w:val="Hyperlink"/>
+            <w:sz w:val="24"/>
+            <w:szCs w:val="24"/>
           </w:rPr>
           <w:t>Biography</w:t>
         </w:r>
         <w:proofErr w:type="spellEnd"/>
       </w:hyperlink>
       <w:r>
+        <w:rPr>
+          <w:sz w:val="24"/>
+          <w:szCs w:val="24"/>
+        </w:rPr>
         <w:t xml:space="preserve">. Dazu gehören auch die </w:t>
       </w:r>
       <w:hyperlink r:id="rId9" w:history="1">
         <w:r>
           <w:rPr>
             <w:rStyle w:val="Hyperlink"/>
+            <w:sz w:val="24"/>
+            <w:szCs w:val="24"/>
           </w:rPr>
           <w:t>Neue Deutsche Biographie</w:t>
         </w:r>
       </w:hyperlink>
       <w:r>
+        <w:rPr>
+          <w:sz w:val="24"/>
+          <w:szCs w:val="24"/>
+        </w:rPr>
         <w:t xml:space="preserve"> (vgl. </w:t>
       </w:r>
       <w:proofErr w:type="spellStart"/>
       <w:r>
+        <w:rPr>
+          <w:sz w:val="24"/>
+          <w:szCs w:val="24"/>
+        </w:rPr>
         <w:t>Hyvönen</w:t>
       </w:r>
       <w:proofErr w:type="spellEnd"/>
       <w:r>
+        <w:rPr>
+          <w:sz w:val="24"/>
+          <w:szCs w:val="24"/>
+        </w:rPr>
         <w:t xml:space="preserve"> 2019: 574–575) oder das Projekt </w:t>
       </w:r>
       <w:proofErr w:type="spellStart"/>
@@ -94,6 +128,8 @@
         <w:rPr>
           <w:i/>
           <w:iCs/>
+          <w:sz w:val="24"/>
+          <w:szCs w:val="24"/>
         </w:rPr>
         <w:t>Personen.Wiki</w:t>
       </w:r>
@@ -102,71 +138,168 @@
         <w:rPr>
           <w:i/>
           <w:iCs/>
+          <w:sz w:val="24"/>
+          <w:szCs w:val="24"/>
         </w:rPr>
         <w:t xml:space="preserve"> </w:t>
       </w:r>
       <w:r>
-        <w:t xml:space="preserve">mit einem regionalspezifischen Ansatz, welches von der Sächsischen Landesbibliothek – Staats- und Universitätsbibliothek Dresden (SLUB) zwischen 2006 und 2016 betrieben wurde. Die gesammelten Daten umfassen Namen sowie Alternativnamen, Geburts- und Sterbeort sowie -datum der Personen. Das Projekt ermöglicht auch die Erfassung von Informationen über lebende Personen (vgl. </w:t>
+        <w:rPr>
+          <w:sz w:val="24"/>
+          <w:szCs w:val="24"/>
+        </w:rPr>
+        <w:t xml:space="preserve">mit einem regionalspezifischen Ansatz, welches von der Sächsischen Landesbibliothek – Staats- und Universitätsbibliothek Dresden (SLUB) zwischen 2006 und 2016 betrieben wurde. Die gesammelten Daten umfassen Namen sowie Alternativnamen, Geburts- und Sterbeort sowie -datum der Personen. Das Projekt ermöglicht auch die Erfassung von Informationen </w:t>
+      </w:r>
+      <w:proofErr w:type="gramStart"/>
+      <w:r>
+        <w:rPr>
+          <w:sz w:val="24"/>
+          <w:szCs w:val="24"/>
+        </w:rPr>
+        <w:t>über</w:t>
+      </w:r>
+      <w:r>
+        <w:rPr>
+          <w:sz w:val="24"/>
+          <w:szCs w:val="24"/>
+        </w:rPr>
+        <w:t xml:space="preserve"> </w:t>
+      </w:r>
+      <w:r>
+        <w:rPr>
+          <w:sz w:val="24"/>
+          <w:szCs w:val="24"/>
+        </w:rPr>
+        <w:t>lebende</w:t>
+      </w:r>
+      <w:proofErr w:type="gramEnd"/>
+      <w:r>
+        <w:rPr>
+          <w:sz w:val="24"/>
+          <w:szCs w:val="24"/>
+        </w:rPr>
+        <w:t xml:space="preserve"> Personen (vgl. </w:t>
       </w:r>
       <w:proofErr w:type="spellStart"/>
       <w:r>
+        <w:rPr>
+          <w:sz w:val="24"/>
+          <w:szCs w:val="24"/>
+        </w:rPr>
         <w:t>Munke</w:t>
       </w:r>
       <w:proofErr w:type="spellEnd"/>
       <w:r>
+        <w:rPr>
+          <w:sz w:val="24"/>
+          <w:szCs w:val="24"/>
+        </w:rPr>
         <w:t xml:space="preserve"> 2018: 307).</w:t>
       </w:r>
     </w:p>
     <w:p>
       <w:pPr>
         <w:spacing w:after="120" w:line="360" w:lineRule="auto"/>
-        <w:ind w:left="360"/>
         <w:jc w:val="both"/>
-      </w:pPr>
-      <w:r>
+        <w:rPr>
+          <w:sz w:val="24"/>
+          <w:szCs w:val="24"/>
+        </w:rPr>
+      </w:pPr>
+      <w:r>
+        <w:rPr>
+          <w:sz w:val="24"/>
+          <w:szCs w:val="24"/>
+        </w:rPr>
         <w:t xml:space="preserve">Nationalbiographien und biographische Lexika mit tausenden Einträgen werden durch die Digitalisierung in ein globales Netzwerk von Dokumenten und Daten integriert (vgl. Windhagen 2019: 60). Das Vernetzen von solchen Objekten wird immer mehr zum Leitprinzip in der Gestaltung von Sammlungen und ersetzt das traditionelle Ordnen. Diese Entwicklung ist vor allem durch technologische Fortschritte wie </w:t>
       </w:r>
       <w:proofErr w:type="spellStart"/>
       <w:r>
+        <w:rPr>
+          <w:sz w:val="24"/>
+          <w:szCs w:val="24"/>
+        </w:rPr>
         <w:t>Semantic</w:t>
       </w:r>
       <w:proofErr w:type="spellEnd"/>
       <w:r>
+        <w:rPr>
+          <w:sz w:val="24"/>
+          <w:szCs w:val="24"/>
+        </w:rPr>
         <w:t xml:space="preserve"> Web und </w:t>
       </w:r>
       <w:proofErr w:type="spellStart"/>
       <w:r>
+        <w:rPr>
+          <w:sz w:val="24"/>
+          <w:szCs w:val="24"/>
+        </w:rPr>
         <w:t>Linked</w:t>
       </w:r>
       <w:proofErr w:type="spellEnd"/>
       <w:r>
-        <w:t xml:space="preserve"> Open Data (LOD) möglich, die die Vernetzung von Metadaten zu Objekten erleichtern und die Verbindung von Wissensbeständen ermöglichen (vgl. Werner 2020: 247–248). In diesem Kontext spielen Wissensgraphen eine zentrale Rolle.</w:t>
+        <w:rPr>
+          <w:sz w:val="24"/>
+          <w:szCs w:val="24"/>
+        </w:rPr>
+        <w:t xml:space="preserve"> Open Data (LOD) möglich, die die Vernetzung von Metadaten zu Objekten erleichtern und die Verbindung von </w:t>
+      </w:r>
+      <w:r>
+        <w:rPr>
+          <w:sz w:val="24"/>
+          <w:szCs w:val="24"/>
+        </w:rPr>
+        <w:lastRenderedPageBreak/>
+        <w:t>Wissensbeständen ermöglichen (vgl. Werner 2020: 247–248). In diesem Kontext spielen Wissensgraphen eine zentrale Rolle.</w:t>
       </w:r>
     </w:p>
     <w:p>
       <w:pPr>
         <w:spacing w:after="120" w:line="360" w:lineRule="auto"/>
-        <w:ind w:left="360"/>
         <w:jc w:val="both"/>
-      </w:pPr>
-      <w:r>
+        <w:rPr>
+          <w:sz w:val="24"/>
+          <w:szCs w:val="24"/>
+        </w:rPr>
+      </w:pPr>
+      <w:r>
+        <w:rPr>
+          <w:sz w:val="24"/>
+          <w:szCs w:val="24"/>
+        </w:rPr>
         <w:t>Ein Knowledge Graph (Wissensgraph)</w:t>
       </w:r>
       <w:r>
         <w:rPr>
           <w:rStyle w:val="Funotenzeichen"/>
+          <w:rFonts w:ascii="Times New Roman" w:hAnsi="Times New Roman"/>
+          <w:sz w:val="24"/>
+          <w:szCs w:val="24"/>
         </w:rPr>
         <w:footnoteReference w:id="1"/>
       </w:r>
       <w:r>
+        <w:rPr>
+          <w:sz w:val="24"/>
+          <w:szCs w:val="24"/>
+        </w:rPr>
         <w:t xml:space="preserve"> ist eine strukturierte Anordnung von Daten, bei der Informationen in Kontext gesetzt werden, um Erkenntnisse schnell zugänglich zu machen. Einzelne Datensätze werden in einem Netzwerk von Beziehungen platziert, was eine reiche semantische Konnektivität bietet (vgl. </w:t>
       </w:r>
       <w:proofErr w:type="spellStart"/>
       <w:r>
+        <w:rPr>
+          <w:sz w:val="24"/>
+          <w:szCs w:val="24"/>
+        </w:rPr>
         <w:t>Barrasa</w:t>
       </w:r>
       <w:proofErr w:type="spellEnd"/>
       <w:r>
+        <w:rPr>
+          <w:sz w:val="24"/>
+          <w:szCs w:val="24"/>
+        </w:rPr>
         <w:t xml:space="preserve">/ Webber 2023: </w:t>
       </w:r>
       <w:hyperlink r:id="rId10" w:history="1">
@@ -174,231 +307,1381 @@
         <w:r>
           <w:rPr>
             <w:rStyle w:val="Hyperlink"/>
+            <w:sz w:val="24"/>
+            <w:szCs w:val="24"/>
           </w:rPr>
           <w:t>Preface</w:t>
         </w:r>
         <w:proofErr w:type="spellEnd"/>
       </w:hyperlink>
       <w:r>
-        <w:t xml:space="preserve">). </w:t>
+        <w:rPr>
+          <w:sz w:val="24"/>
+          <w:szCs w:val="24"/>
+        </w:rPr>
+        <w:t>). Die Verwendung von Wissensgraphen in den Geistes- und Sozialwissenschaften bringen einige Vorteile. Wissensgraphen ermöglichen eine einfache und übersichtliche Speicherung unstrukturierter Daten. Zudem fordern sie die Interoperabilität von Daten und die Reproduzierbarkeit wissenschaftlicher Ergebnisse, insbesondre im Hinblick auf FAIR</w:t>
+      </w:r>
+      <w:r>
+        <w:rPr>
+          <w:rStyle w:val="Funotenzeichen"/>
+          <w:rFonts w:ascii="Times New Roman" w:hAnsi="Times New Roman"/>
+          <w:sz w:val="24"/>
+          <w:szCs w:val="24"/>
+        </w:rPr>
+        <w:footnoteReference w:id="2"/>
+      </w:r>
+      <w:r>
+        <w:rPr>
+          <w:sz w:val="24"/>
+          <w:szCs w:val="24"/>
+        </w:rPr>
+        <w:t>-Prinzipien (vgl. Dörpinghaus 2022).</w:t>
       </w:r>
     </w:p>
     <w:p>
       <w:pPr>
         <w:spacing w:after="120" w:line="360" w:lineRule="auto"/>
-        <w:ind w:left="360"/>
         <w:jc w:val="both"/>
         <w:rPr>
-          <w:color w:val="000000"/>
-        </w:rPr>
-      </w:pPr>
-      <w:r>
-        <w:lastRenderedPageBreak/>
-        <w:t>Die Verwendung von Wissensgraphen in den Geistes- und Sozialwissenschaften bringen einige Vorteile. Wissensgraphen ermöglichen eine einfache und übersichtliche Speicherung unstrukturierter Daten. Zudem fordern sie die Interoperabilität von Daten und die Reproduzierbarkeit wissenschaftlicher Ergebnisse, insbesondre im Hinblick auf FAIR</w:t>
-      </w:r>
-      <w:r>
-        <w:rPr>
-          <w:rStyle w:val="Funotenzeichen"/>
-        </w:rPr>
-        <w:footnoteReference w:id="2"/>
-      </w:r>
-      <w:r>
-        <w:t>-Prinzipien (vgl. Dörpinghaus 2022).</w:t>
-      </w:r>
-    </w:p>
-    <w:p>
-      <w:pPr>
-        <w:spacing w:after="120" w:line="360" w:lineRule="auto"/>
-        <w:ind w:left="360"/>
-        <w:jc w:val="both"/>
-      </w:pPr>
-      <w:r>
-        <w:t xml:space="preserve">Vor diesem Hintergrund wird deutlich, dass biographische Werke und Sammlungen ein enormes Potenzial zur Vernetzung von Wissen bieten. Ein besonders geeignetes Beispiel dafür sind die Periodika der Herrnhuter Brüdergemeine. Die Nachrichten aus der Brüdergemeine (NBG) (1819–1894) stellen eine bedeutende historische Quelle dar. Dieses Periodikum enthält eine Vielfalt an Texten wie Missionsberichte, Briefe, Reden und Lebensbeschreibungen und richtet sich an ein breites Publikum innerhalb und außerhalb der Herrnhuter Gemeinschaft. Aufgrund dieser inhaltlichen Breite fungiert die NBG als wichtige Schnittstelle zwischen der Brüdergemeine und der Außenwelt (vgl. Lasch 2021: </w:t>
+          <w:color w:val="000000" w:themeColor="text1"/>
+          <w:sz w:val="24"/>
+          <w:szCs w:val="24"/>
+        </w:rPr>
+      </w:pPr>
+      <w:r>
+        <w:rPr>
+          <w:sz w:val="24"/>
+          <w:szCs w:val="24"/>
+        </w:rPr>
+        <w:t xml:space="preserve">Vor diesem Hintergrund wird deutlich, dass biographische Werke und Sammlungen ein enormes Potenzial zur Vernetzung von Wissen bieten. Ein besonders geeignetes Beispiel dafür sind die Periodika der Herrnhuter Brüdergemeine. </w:t>
+      </w:r>
+      <w:r>
+        <w:rPr>
+          <w:color w:val="000000" w:themeColor="text1"/>
+          <w:sz w:val="24"/>
+          <w:szCs w:val="24"/>
+        </w:rPr>
+        <w:t xml:space="preserve">Die Nachrichten aus der Brüdergemeine (NBG) (1819–1894) stellen eine bedeutende historische Quelle dar. </w:t>
+      </w:r>
+      <w:r>
+        <w:rPr>
+          <w:color w:val="000000" w:themeColor="text1"/>
+          <w:sz w:val="24"/>
+          <w:szCs w:val="24"/>
+        </w:rPr>
+        <w:t xml:space="preserve">Dieses Periodikum enthält eine Vielfalt an Texten wie Missionsberichte, Briefe, Reden und Lebensbeschreibungen und richtet sich an ein breites Publikum innerhalb und außerhalb der Herrnhuter Gemeinschaft. Aufgrund dieser inhaltlichen Breite fungiert die NBG als wichtige Schnittstelle zwischen der Brüdergemeine und der Außenwelt (vgl. Lasch 2021: </w:t>
       </w:r>
       <w:hyperlink r:id="rId11" w:history="1">
         <w:r>
           <w:rPr>
             <w:rStyle w:val="Hyperlink"/>
+            <w:color w:val="000000" w:themeColor="text1"/>
+            <w:sz w:val="24"/>
+            <w:szCs w:val="24"/>
           </w:rPr>
           <w:t>Blog-Post</w:t>
         </w:r>
       </w:hyperlink>
       <w:r>
-        <w:t>). Die Quellen enthalten nicht nur umfangreiche biographische Informationen über Einzelpersonen, sondern bieten auch Einblicke in soziale, religiöse und kulturelle Netzwerke der Brüdergemeine.</w:t>
+        <w:rPr>
+          <w:color w:val="000000" w:themeColor="text1"/>
+          <w:sz w:val="24"/>
+          <w:szCs w:val="24"/>
+        </w:rPr>
+        <w:t xml:space="preserve">). </w:t>
       </w:r>
     </w:p>
     <w:p>
       <w:pPr>
         <w:spacing w:after="120" w:line="360" w:lineRule="auto"/>
-        <w:ind w:left="360"/>
         <w:jc w:val="both"/>
-      </w:pPr>
-      <w:r>
-        <w:t xml:space="preserve">Die Masterarbeit widmet sich der Entwicklung eines Verfahrens zur Erfassung, Vernetzung und Modellierung biographischer Daten, die aus den Lebensbeschreibungen des NBG gewonnen werden. Dieses Verfahren soll als Leitfaden für die Überführung der biographischen Daten in das Format eines Wissensgraphen dienen. Zudem wird untersucht, wie die Lebensbeschreibungen annotiert werden können, um ihre automatische Skalierbarkeit für zukünftige Anwendungen zu gewährleisten. Dabei wird untersucht, wie diese Daten strukturiert und standardisiert werden können, um ihre Interoperabilität und Verknüpfung mit anderen relevanten Datenquellen zu gewährleisten. Ein zentrales Ziel ist die Verwendung von Wikidata zur Erstellung der Wissensgraphen. </w:t>
+        <w:rPr>
+          <w:color w:val="000000" w:themeColor="text1"/>
+          <w:sz w:val="24"/>
+          <w:szCs w:val="24"/>
+        </w:rPr>
+      </w:pPr>
+      <w:r>
+        <w:rPr>
+          <w:sz w:val="24"/>
+          <w:szCs w:val="24"/>
+        </w:rPr>
+        <w:t xml:space="preserve">Das Arbeitsmaterial umfasst insgesamt </w:t>
+      </w:r>
+      <w:r>
+        <w:rPr>
+          <w:sz w:val="24"/>
+          <w:szCs w:val="24"/>
+        </w:rPr>
+        <w:t>20</w:t>
+      </w:r>
+      <w:r>
+        <w:rPr>
+          <w:rStyle w:val="Funotenzeichen"/>
+          <w:rFonts w:ascii="Times New Roman" w:hAnsi="Times New Roman"/>
+          <w:sz w:val="24"/>
+          <w:szCs w:val="24"/>
+        </w:rPr>
+        <w:footnoteReference w:id="3"/>
+      </w:r>
+      <w:r>
+        <w:rPr>
+          <w:sz w:val="24"/>
+          <w:szCs w:val="24"/>
+        </w:rPr>
+        <w:t xml:space="preserve"> Lebensbeschreibungen</w:t>
+      </w:r>
+      <w:r>
+        <w:rPr>
+          <w:sz w:val="24"/>
+          <w:szCs w:val="24"/>
+        </w:rPr>
+        <w:t xml:space="preserve"> </w:t>
+      </w:r>
+      <w:r>
+        <w:rPr>
+          <w:sz w:val="24"/>
+          <w:szCs w:val="24"/>
+        </w:rPr>
+        <w:t>aus Periodika der Herrnhuter Brüdergemeine</w:t>
+      </w:r>
+      <w:r>
+        <w:rPr>
+          <w:sz w:val="24"/>
+          <w:szCs w:val="24"/>
+        </w:rPr>
+        <w:t xml:space="preserve"> in Südafrika. Die Digitalisate werden mittels </w:t>
+      </w:r>
+      <w:r>
+        <w:rPr>
+          <w:sz w:val="24"/>
+          <w:szCs w:val="24"/>
+        </w:rPr>
+        <w:t xml:space="preserve">Optical Character Recognition </w:t>
+      </w:r>
+      <w:r>
+        <w:rPr>
+          <w:sz w:val="24"/>
+          <w:szCs w:val="24"/>
+        </w:rPr>
+        <w:t xml:space="preserve">(OCR) erschlossen. </w:t>
+      </w:r>
+      <w:r>
+        <w:rPr>
+          <w:color w:val="000000" w:themeColor="text1"/>
+          <w:sz w:val="24"/>
+          <w:szCs w:val="24"/>
+        </w:rPr>
+        <w:t>Die Quellen enthalten nicht nur umfangreiche biographische Informationen über Einzelpersonen, sondern bieten auch Einblicke in soziale, religiöse und kulturelle Netzwerke der Brüdergemeine.</w:t>
+      </w:r>
+      <w:r>
+        <w:rPr>
+          <w:color w:val="0070C0"/>
+          <w:sz w:val="24"/>
+          <w:szCs w:val="24"/>
+        </w:rPr>
+        <w:t xml:space="preserve"> </w:t>
+      </w:r>
+      <w:r>
+        <w:rPr>
+          <w:color w:val="000000" w:themeColor="text1"/>
+          <w:sz w:val="24"/>
+          <w:szCs w:val="24"/>
+        </w:rPr>
+        <w:t>Diese biographischen Texte sind daher besonders gut geeignet, um die Ziele der vorlegenden Arbeit zu erfüllen.</w:t>
       </w:r>
     </w:p>
     <w:p>
       <w:pPr>
         <w:spacing w:after="120" w:line="360" w:lineRule="auto"/>
-        <w:ind w:left="360"/>
         <w:jc w:val="both"/>
-      </w:pPr>
-      <w:r>
-        <w:t xml:space="preserve">Darüber hinaus wird in der Masterarbeit die Möglichkeit der Visualisierung der erstellten Wissensgraphen untersucht. Durch die systematische Erfassung und Verknüpfung dieser biographischen Daten können komplexe Zusammenhänge zwischen Personen und Ereignissen sichtbar gemacht werden, was einen wertvollen Beitrag zur historischen Forschung leisten kann. Dabei können einige Fragen beantwortet werden, z. B.: </w:t>
-      </w:r>
-      <w:r>
-        <w:t>Sind</w:t>
-      </w:r>
-      <w:r>
-        <w:t xml:space="preserve"> Missionare der Brüdergemeine nach</w:t>
-      </w:r>
-      <w:r>
-        <w:t xml:space="preserve"> dem Abschluss</w:t>
-      </w:r>
-      <w:r>
-        <w:t xml:space="preserve"> </w:t>
-      </w:r>
-      <w:r>
-        <w:t xml:space="preserve">ihrer </w:t>
-      </w:r>
-      <w:r>
-        <w:t>Missionsarbeit in ihre Heimat</w:t>
-      </w:r>
-      <w:r>
-        <w:t>- oder Lehr</w:t>
-      </w:r>
-      <w:r>
-        <w:t>orte zurückgekehrt? Welche Gründe lagen bei einer Rückkehr vor?</w:t>
-      </w:r>
-      <w:r>
-        <w:t xml:space="preserve"> </w:t>
+        <w:rPr>
+          <w:sz w:val="24"/>
+          <w:szCs w:val="24"/>
+        </w:rPr>
+      </w:pPr>
+      <w:r>
+        <w:rPr>
+          <w:sz w:val="24"/>
+          <w:szCs w:val="24"/>
+        </w:rPr>
+        <w:lastRenderedPageBreak/>
+        <w:t xml:space="preserve">Die </w:t>
+      </w:r>
+      <w:r>
+        <w:rPr>
+          <w:sz w:val="24"/>
+          <w:szCs w:val="24"/>
+        </w:rPr>
+        <w:t>vorlegende Arbeit</w:t>
+      </w:r>
+      <w:r>
+        <w:rPr>
+          <w:sz w:val="24"/>
+          <w:szCs w:val="24"/>
+        </w:rPr>
+        <w:t xml:space="preserve"> widmet sich der Entwicklung eines Verfahrens zur Erfassung, Vernetzung und Modellierung biographischer Daten, die aus den Lebensbeschreibungen des NBG gewonnen werden. Dieses Verfahren soll als Leitfaden für die Überführung der biographischen Daten in das Format eines Wissensgraphen dienen. Zudem wird untersucht, wie die Lebensbeschreibungen annotiert werden können, um ihre automatische Skalierbarkeit für zukünftige Anwendungen zu gewährleisten. Dabei wird untersucht, wie diese Daten strukturiert und standardisiert werden können, um ihre Interoperabilität und Verknüpfung mit anderen relevanten Datenquellen zu gewährleisten. Ein zentrales Ziel ist die Verwendung von Wikidata zur Erstellung der Wissensgraphen. </w:t>
       </w:r>
     </w:p>
     <w:p>
       <w:pPr>
         <w:spacing w:after="120" w:line="360" w:lineRule="auto"/>
-        <w:ind w:left="360"/>
         <w:jc w:val="both"/>
-      </w:pPr>
-      <w:r>
-        <w:t xml:space="preserve">Als Grundlage für die Masterarbeit dienen die Lebensläufe der Herrnhuter Brüdergemeine in Südafrika. Dieses Missionsgebiet war stark von den kolonialen Auseinandersetzungen geprägt, was sich auch in den Texten widerspiegelt. Die Missionen am Kap waren ständig Herausforderungen ausgesetzt, vor allem durch die kriegerischen Auseinandersetzungen zwischen den Kolonialmächten und den indigenen Völkern. Trotz dieser äußeren Bedrohungen konnte sich die Herrnhuter Mission im Südafrika etablieren und festigen. Nach der britischen Übernahme der </w:t>
-      </w:r>
-      <w:r>
-        <w:lastRenderedPageBreak/>
-        <w:t xml:space="preserve">Kapkolonie (1795) wurden erfolgreich neue Siedlungen gegründet. Die wichtigen Stationen wie </w:t>
+        <w:rPr>
+          <w:sz w:val="24"/>
+          <w:szCs w:val="24"/>
+        </w:rPr>
+      </w:pPr>
+      <w:r>
+        <w:rPr>
+          <w:color w:val="000000"/>
+          <w:sz w:val="24"/>
+          <w:szCs w:val="24"/>
+        </w:rPr>
+        <w:t>Den theoretischen Bezugsrahmen der vorliegenden Arbeit bilden die Themenfelder</w:t>
+      </w:r>
+      <w:r>
+        <w:rPr>
+          <w:rStyle w:val="apple-converted-space"/>
+          <w:color w:val="000000"/>
+          <w:sz w:val="24"/>
+          <w:szCs w:val="24"/>
+        </w:rPr>
+        <w:t xml:space="preserve"> </w:t>
       </w:r>
       <w:proofErr w:type="spellStart"/>
       <w:r>
-        <w:t>Bavianskoof</w:t>
+        <w:rPr>
+          <w:rStyle w:val="Fett"/>
+          <w:b w:val="0"/>
+          <w:bCs w:val="0"/>
+          <w:color w:val="000000"/>
+          <w:sz w:val="24"/>
+          <w:szCs w:val="24"/>
+        </w:rPr>
+        <w:t>Semantic</w:t>
       </w:r>
       <w:proofErr w:type="spellEnd"/>
       <w:r>
-        <w:t xml:space="preserve"> (später Gnadenthal) und </w:t>
+        <w:rPr>
+          <w:rStyle w:val="Fett"/>
+          <w:b w:val="0"/>
+          <w:bCs w:val="0"/>
+          <w:color w:val="000000"/>
+          <w:sz w:val="24"/>
+          <w:szCs w:val="24"/>
+        </w:rPr>
+        <w:t xml:space="preserve"> Web</w:t>
+      </w:r>
+      <w:r>
+        <w:rPr>
+          <w:color w:val="000000"/>
+          <w:sz w:val="24"/>
+          <w:szCs w:val="24"/>
+        </w:rPr>
+        <w:t>,</w:t>
+      </w:r>
+      <w:r>
+        <w:rPr>
+          <w:rStyle w:val="apple-converted-space"/>
+          <w:color w:val="000000"/>
+          <w:sz w:val="24"/>
+          <w:szCs w:val="24"/>
+        </w:rPr>
+        <w:t xml:space="preserve"> </w:t>
+      </w:r>
+      <w:r>
+        <w:rPr>
+          <w:rStyle w:val="Fett"/>
+          <w:b w:val="0"/>
+          <w:bCs w:val="0"/>
+          <w:color w:val="000000"/>
+          <w:sz w:val="24"/>
+          <w:szCs w:val="24"/>
+        </w:rPr>
+        <w:t>Graphentheorie</w:t>
+      </w:r>
+      <w:r>
+        <w:rPr>
+          <w:rStyle w:val="apple-converted-space"/>
+          <w:color w:val="000000"/>
+          <w:sz w:val="24"/>
+          <w:szCs w:val="24"/>
+        </w:rPr>
+        <w:t xml:space="preserve"> </w:t>
+      </w:r>
+      <w:r>
+        <w:rPr>
+          <w:color w:val="000000"/>
+          <w:sz w:val="24"/>
+          <w:szCs w:val="24"/>
+        </w:rPr>
+        <w:t>und</w:t>
+      </w:r>
+      <w:r>
+        <w:rPr>
+          <w:rStyle w:val="apple-converted-space"/>
+          <w:color w:val="000000"/>
+          <w:sz w:val="24"/>
+          <w:szCs w:val="24"/>
+        </w:rPr>
+        <w:t xml:space="preserve"> </w:t>
+      </w:r>
+      <w:r>
+        <w:rPr>
+          <w:rStyle w:val="Fett"/>
+          <w:b w:val="0"/>
+          <w:bCs w:val="0"/>
+          <w:color w:val="000000"/>
+          <w:sz w:val="24"/>
+          <w:szCs w:val="24"/>
+        </w:rPr>
+        <w:t>Wikidata</w:t>
+      </w:r>
+      <w:r>
+        <w:rPr>
+          <w:color w:val="000000"/>
+          <w:sz w:val="24"/>
+          <w:szCs w:val="24"/>
+        </w:rPr>
+        <w:t xml:space="preserve">. Kapitel 2 skizziert zunächst Rolle und Grenzen des World Wide Web (WWW). Darauf aufbauend werden die theoretischen und technischen Grundlagen des </w:t>
       </w:r>
       <w:proofErr w:type="spellStart"/>
       <w:r>
-        <w:t>Groenekloof</w:t>
+        <w:rPr>
+          <w:color w:val="000000"/>
+          <w:sz w:val="24"/>
+          <w:szCs w:val="24"/>
+        </w:rPr>
+        <w:t>Semantic</w:t>
       </w:r>
       <w:proofErr w:type="spellEnd"/>
       <w:r>
-        <w:t xml:space="preserve"> wurden errichtet, gefolgt von weiteren Missionen wie </w:t>
+        <w:rPr>
+          <w:color w:val="000000"/>
+          <w:sz w:val="24"/>
+          <w:szCs w:val="24"/>
+        </w:rPr>
+        <w:t xml:space="preserve"> Web als Antwort auf die semantische Mehrdeutigkeit und Heterogenität klassischer Webdaten dargestellt. Im Mittelpunkt </w:t>
+      </w:r>
+      <w:r>
+        <w:rPr>
+          <w:color w:val="000000"/>
+          <w:sz w:val="24"/>
+          <w:szCs w:val="24"/>
+        </w:rPr>
+        <w:t xml:space="preserve">des Kapitels </w:t>
+      </w:r>
+      <w:r>
+        <w:rPr>
+          <w:color w:val="000000"/>
+          <w:sz w:val="24"/>
+          <w:szCs w:val="24"/>
+        </w:rPr>
+        <w:t>stehen die</w:t>
+      </w:r>
+      <w:r>
+        <w:rPr>
+          <w:rStyle w:val="apple-converted-space"/>
+          <w:color w:val="000000"/>
+          <w:sz w:val="24"/>
+          <w:szCs w:val="24"/>
+        </w:rPr>
+        <w:t xml:space="preserve"> </w:t>
+      </w:r>
+      <w:r>
+        <w:rPr>
+          <w:rStyle w:val="Fett"/>
+          <w:b w:val="0"/>
+          <w:bCs w:val="0"/>
+          <w:color w:val="000000"/>
+          <w:sz w:val="24"/>
+          <w:szCs w:val="24"/>
+        </w:rPr>
+        <w:t>W3C-Standards</w:t>
+      </w:r>
+      <w:r>
+        <w:rPr>
+          <w:color w:val="000000"/>
+          <w:sz w:val="24"/>
+          <w:szCs w:val="24"/>
+        </w:rPr>
+        <w:t>,</w:t>
+      </w:r>
+      <w:r>
+        <w:rPr>
+          <w:b/>
+          <w:bCs/>
+          <w:color w:val="000000"/>
+          <w:sz w:val="24"/>
+          <w:szCs w:val="24"/>
+        </w:rPr>
+        <w:t xml:space="preserve"> </w:t>
+      </w:r>
+      <w:r>
+        <w:rPr>
+          <w:color w:val="000000"/>
+          <w:sz w:val="24"/>
+          <w:szCs w:val="24"/>
+        </w:rPr>
+        <w:t xml:space="preserve">die von der Datenadressierung bis zur Abfrage </w:t>
+      </w:r>
+      <w:r>
+        <w:rPr>
+          <w:color w:val="000000"/>
+          <w:sz w:val="24"/>
+          <w:szCs w:val="24"/>
+        </w:rPr>
+        <w:t xml:space="preserve">(Kapitel 3) </w:t>
+      </w:r>
+      <w:r>
+        <w:rPr>
+          <w:color w:val="000000"/>
+          <w:sz w:val="24"/>
+          <w:szCs w:val="24"/>
+        </w:rPr>
+        <w:t>eine kohärente, schichtweise Architektur bereitstellen.</w:t>
+      </w:r>
+      <w:r>
+        <w:rPr>
+          <w:color w:val="000000"/>
+          <w:sz w:val="24"/>
+          <w:szCs w:val="24"/>
+        </w:rPr>
+        <w:t xml:space="preserve"> Gestützt durch die</w:t>
+      </w:r>
+      <w:r>
+        <w:rPr>
+          <w:color w:val="000000"/>
+          <w:sz w:val="24"/>
+          <w:szCs w:val="24"/>
+        </w:rPr>
+        <w:t>se Standards</w:t>
+      </w:r>
+      <w:r>
+        <w:rPr>
+          <w:color w:val="000000"/>
+          <w:sz w:val="24"/>
+          <w:szCs w:val="24"/>
+        </w:rPr>
+        <w:t xml:space="preserve"> </w:t>
+      </w:r>
+      <w:r>
+        <w:rPr>
+          <w:color w:val="000000"/>
+          <w:sz w:val="24"/>
+          <w:szCs w:val="24"/>
+        </w:rPr>
+        <w:t>werden</w:t>
+      </w:r>
+      <w:r>
+        <w:rPr>
+          <w:color w:val="000000"/>
+          <w:sz w:val="24"/>
+          <w:szCs w:val="24"/>
+        </w:rPr>
+        <w:t xml:space="preserve"> zudem</w:t>
+      </w:r>
+      <w:r>
+        <w:rPr>
+          <w:color w:val="000000"/>
+          <w:sz w:val="24"/>
+          <w:szCs w:val="24"/>
+        </w:rPr>
+        <w:t xml:space="preserve"> die Begriffe </w:t>
+      </w:r>
+      <w:r>
+        <w:rPr>
+          <w:rStyle w:val="Fett"/>
+          <w:b w:val="0"/>
+          <w:bCs w:val="0"/>
+          <w:color w:val="000000"/>
+          <w:sz w:val="24"/>
+          <w:szCs w:val="24"/>
+        </w:rPr>
+        <w:t>Ontologie</w:t>
+      </w:r>
+      <w:r>
+        <w:rPr>
+          <w:rStyle w:val="apple-converted-space"/>
+          <w:color w:val="000000"/>
+          <w:sz w:val="24"/>
+          <w:szCs w:val="24"/>
+        </w:rPr>
+        <w:t xml:space="preserve"> </w:t>
+      </w:r>
+      <w:r>
+        <w:rPr>
+          <w:color w:val="000000"/>
+          <w:sz w:val="24"/>
+          <w:szCs w:val="24"/>
+        </w:rPr>
+        <w:t>und</w:t>
+      </w:r>
+      <w:r>
+        <w:rPr>
+          <w:rStyle w:val="apple-converted-space"/>
+          <w:color w:val="000000"/>
+          <w:sz w:val="24"/>
+          <w:szCs w:val="24"/>
+        </w:rPr>
+        <w:t xml:space="preserve"> </w:t>
+      </w:r>
+      <w:r>
+        <w:rPr>
+          <w:rStyle w:val="Fett"/>
+          <w:b w:val="0"/>
+          <w:bCs w:val="0"/>
+          <w:color w:val="000000"/>
+          <w:sz w:val="24"/>
+          <w:szCs w:val="24"/>
+        </w:rPr>
+        <w:t>Wissensgraph</w:t>
+      </w:r>
+      <w:r>
+        <w:rPr>
+          <w:rStyle w:val="apple-converted-space"/>
+          <w:color w:val="000000"/>
+          <w:sz w:val="24"/>
+          <w:szCs w:val="24"/>
+        </w:rPr>
+        <w:t xml:space="preserve"> </w:t>
+      </w:r>
+      <w:r>
+        <w:rPr>
+          <w:color w:val="000000"/>
+          <w:sz w:val="24"/>
+          <w:szCs w:val="24"/>
+        </w:rPr>
+        <w:t>ein</w:t>
+      </w:r>
+      <w:r>
+        <w:rPr>
+          <w:color w:val="000000"/>
+          <w:sz w:val="24"/>
+          <w:szCs w:val="24"/>
+        </w:rPr>
+        <w:t>gefügt</w:t>
+      </w:r>
+      <w:r>
+        <w:rPr>
+          <w:color w:val="000000"/>
+          <w:sz w:val="24"/>
+          <w:szCs w:val="24"/>
+        </w:rPr>
+        <w:t>, wobei die Ontologie die formale Begriffswelt vorgibt und der Wissensgraph diese strukturiert repräsentiert</w:t>
+      </w:r>
+      <w:r>
+        <w:rPr>
+          <w:color w:val="000000"/>
+          <w:sz w:val="24"/>
+          <w:szCs w:val="24"/>
+        </w:rPr>
+        <w:t xml:space="preserve">. </w:t>
+      </w:r>
+      <w:r>
+        <w:rPr>
+          <w:color w:val="000000"/>
+          <w:sz w:val="24"/>
+          <w:szCs w:val="24"/>
+        </w:rPr>
+        <w:t xml:space="preserve">Kapitel 4 stellt Wikidata als </w:t>
       </w:r>
       <w:proofErr w:type="spellStart"/>
       <w:r>
-        <w:t>Enon</w:t>
+        <w:rPr>
+          <w:color w:val="000000"/>
+          <w:sz w:val="24"/>
+          <w:szCs w:val="24"/>
+        </w:rPr>
+        <w:t>Graphenbank</w:t>
       </w:r>
       <w:proofErr w:type="spellEnd"/>
       <w:r>
-        <w:t xml:space="preserve"> (1808), Elim (1824), </w:t>
+        <w:rPr>
+          <w:color w:val="000000"/>
+          <w:sz w:val="24"/>
+          <w:szCs w:val="24"/>
+        </w:rPr>
+        <w:t xml:space="preserve"> dar. </w:t>
+      </w:r>
+      <w:r>
+        <w:rPr>
+          <w:color w:val="000000"/>
+          <w:sz w:val="24"/>
+          <w:szCs w:val="24"/>
+        </w:rPr>
+        <w:t xml:space="preserve">Wissens sind über stabile Identifikatoren adressierbar. Damit schließt Wikidata an die zentralen Prinzipien des </w:t>
       </w:r>
       <w:proofErr w:type="spellStart"/>
       <w:r>
-        <w:t>Siloh</w:t>
+        <w:rPr>
+          <w:color w:val="000000"/>
+          <w:sz w:val="24"/>
+          <w:szCs w:val="24"/>
+        </w:rPr>
+        <w:t>Semantic</w:t>
       </w:r>
       <w:proofErr w:type="spellEnd"/>
       <w:r>
-        <w:t xml:space="preserve"> (1828) und Clarkson (1839) (vgl. Lasch 2009: 294–296). </w:t>
+        <w:rPr>
+          <w:color w:val="000000"/>
+          <w:sz w:val="24"/>
+          <w:szCs w:val="24"/>
+        </w:rPr>
+        <w:t xml:space="preserve"> Web an und integriert sich in das </w:t>
+      </w:r>
+      <w:proofErr w:type="spellStart"/>
+      <w:r>
+        <w:rPr>
+          <w:color w:val="000000"/>
+          <w:sz w:val="24"/>
+          <w:szCs w:val="24"/>
+        </w:rPr>
+        <w:t>Linked</w:t>
+      </w:r>
+      <w:proofErr w:type="spellEnd"/>
+      <w:r>
+        <w:rPr>
+          <w:color w:val="000000"/>
+          <w:sz w:val="24"/>
+          <w:szCs w:val="24"/>
+        </w:rPr>
+        <w:t xml:space="preserve"> Open Date (LOD). </w:t>
       </w:r>
     </w:p>
     <w:p>
       <w:pPr>
         <w:spacing w:after="120" w:line="360" w:lineRule="auto"/>
-        <w:ind w:left="360"/>
         <w:jc w:val="both"/>
-      </w:pPr>
-      <w:r>
-        <w:t xml:space="preserve">In den Lebensbeschreibungen finden sich nicht nur Berichte über die Missionsarbeit, sondern auch über lokale Konflikte und Kriege, wie über die sog. </w:t>
+        <w:rPr>
+          <w:color w:val="000000"/>
+          <w:sz w:val="24"/>
+          <w:szCs w:val="24"/>
+        </w:rPr>
+      </w:pPr>
+      <w:r>
+        <w:rPr>
+          <w:sz w:val="24"/>
+          <w:szCs w:val="24"/>
+        </w:rPr>
+        <w:t xml:space="preserve">Als Brücke zwischen unstrukturierten Textdaten und den Prinzipien des </w:t>
       </w:r>
       <w:proofErr w:type="spellStart"/>
       <w:r>
-        <w:t>Kaffernkriege</w:t>
+        <w:rPr>
+          <w:sz w:val="24"/>
+          <w:szCs w:val="24"/>
+        </w:rPr>
+        <w:t>Semantic</w:t>
       </w:r>
       <w:proofErr w:type="spellEnd"/>
       <w:r>
-        <w:t xml:space="preserve"> (1779–1879). Darüber hinaus schildern die </w:t>
+        <w:rPr>
+          <w:sz w:val="24"/>
+          <w:szCs w:val="24"/>
+        </w:rPr>
+        <w:t xml:space="preserve"> Web entwirft Kapitel 5 eine darauf abgestimmte</w:t>
+      </w:r>
+      <w:r>
+        <w:rPr>
+          <w:sz w:val="24"/>
+          <w:szCs w:val="24"/>
+        </w:rPr>
+        <w:t xml:space="preserve"> Methode zu der Strukturierung der Daten. </w:t>
+      </w:r>
+      <w:r>
+        <w:rPr>
+          <w:color w:val="000000"/>
+          <w:sz w:val="24"/>
+          <w:szCs w:val="24"/>
+        </w:rPr>
+        <w:t>D</w:t>
+      </w:r>
+      <w:r>
+        <w:rPr>
+          <w:color w:val="000000"/>
+          <w:sz w:val="24"/>
+          <w:szCs w:val="24"/>
+        </w:rPr>
+        <w:t xml:space="preserve">ie Aufbereitung </w:t>
+      </w:r>
+      <w:r>
+        <w:rPr>
+          <w:color w:val="000000"/>
+          <w:sz w:val="24"/>
+          <w:szCs w:val="24"/>
+        </w:rPr>
+        <w:t xml:space="preserve">erfolgt in </w:t>
+      </w:r>
+      <w:r>
+        <w:rPr>
+          <w:color w:val="000000"/>
+          <w:sz w:val="24"/>
+          <w:szCs w:val="24"/>
+        </w:rPr>
+        <w:t>einer mehrstufigen Pipeline: Zunächst wird per</w:t>
+      </w:r>
+      <w:r>
+        <w:rPr>
+          <w:rStyle w:val="apple-converted-space"/>
+          <w:color w:val="000000"/>
+          <w:sz w:val="24"/>
+          <w:szCs w:val="24"/>
+        </w:rPr>
+        <w:t xml:space="preserve"> </w:t>
+      </w:r>
+      <w:r>
+        <w:rPr>
+          <w:rStyle w:val="Fett"/>
+          <w:b w:val="0"/>
+          <w:bCs w:val="0"/>
+          <w:color w:val="000000"/>
+          <w:sz w:val="24"/>
+          <w:szCs w:val="24"/>
+        </w:rPr>
+        <w:t>OCR</w:t>
+      </w:r>
+      <w:r>
+        <w:rPr>
+          <w:rStyle w:val="apple-converted-space"/>
+          <w:color w:val="000000"/>
+          <w:sz w:val="24"/>
+          <w:szCs w:val="24"/>
+        </w:rPr>
+        <w:t xml:space="preserve"> </w:t>
+      </w:r>
+      <w:r>
+        <w:rPr>
+          <w:color w:val="000000"/>
+          <w:sz w:val="24"/>
+          <w:szCs w:val="24"/>
+        </w:rPr>
+        <w:t>der Text aus den Ausgangsdokumenten extrahiert</w:t>
+      </w:r>
+      <w:r>
+        <w:rPr>
+          <w:color w:val="000000"/>
+          <w:sz w:val="24"/>
+          <w:szCs w:val="24"/>
+        </w:rPr>
+        <w:t>.</w:t>
+      </w:r>
+      <w:r>
+        <w:rPr>
+          <w:color w:val="000000"/>
+          <w:sz w:val="24"/>
+          <w:szCs w:val="24"/>
+        </w:rPr>
+        <w:t xml:space="preserve"> </w:t>
+      </w:r>
+      <w:r>
+        <w:rPr>
+          <w:color w:val="000000"/>
+          <w:sz w:val="24"/>
+          <w:szCs w:val="24"/>
+        </w:rPr>
+        <w:t>A</w:t>
+      </w:r>
+      <w:r>
+        <w:rPr>
+          <w:color w:val="000000"/>
+          <w:sz w:val="24"/>
+          <w:szCs w:val="24"/>
+        </w:rPr>
+        <w:t>nschließend erfolgt die</w:t>
+      </w:r>
+      <w:r>
+        <w:rPr>
+          <w:rStyle w:val="apple-converted-space"/>
+          <w:color w:val="000000"/>
+          <w:sz w:val="24"/>
+          <w:szCs w:val="24"/>
+        </w:rPr>
+        <w:t xml:space="preserve"> </w:t>
       </w:r>
       <w:proofErr w:type="spellStart"/>
       <w:r>
-        <w:t>Verfasser:innen</w:t>
+        <w:rPr>
+          <w:rStyle w:val="Fett"/>
+          <w:b w:val="0"/>
+          <w:bCs w:val="0"/>
+          <w:color w:val="000000"/>
+          <w:sz w:val="24"/>
+          <w:szCs w:val="24"/>
+        </w:rPr>
+        <w:t>Named</w:t>
       </w:r>
       <w:proofErr w:type="spellEnd"/>
       <w:r>
-        <w:t xml:space="preserve"> zahlreiche Begegnungen mit anderen Mitgliedern der Brüdergemeine sowie mit historischen Persönlichkeiten. Diese biographischen Texte sind daher besonders gut geeignet, um die Ziele der Masterarbeit zu erfüllen. Das Arbeitsmaterial umfasst insgesamt 17 Lebensbeschreibungen, die nach folgenden Kriterien ausgewählt wurden: Zum einen mussten die betreffenden Personen in Südafrika leben und wirken, zum anderen sollten diese Menschen in ihren Lebensläufen andere Personen erwähnen, um Verknüpfungen zwischen ihnen sichtbar machen zu können. Die automatisch erkannten Texte von NBG wurden von der SLUB bereitgestellt. Allerdings war die Qualität der OCR-Ergebnisse nicht optimal und einige Texte mussten erneut mit Python-</w:t>
+        <w:rPr>
+          <w:rStyle w:val="Fett"/>
+          <w:b w:val="0"/>
+          <w:bCs w:val="0"/>
+          <w:color w:val="000000"/>
+          <w:sz w:val="24"/>
+          <w:szCs w:val="24"/>
+        </w:rPr>
+        <w:t>-Entity Recognition (NER)</w:t>
+      </w:r>
+      <w:r>
+        <w:rPr>
+          <w:rStyle w:val="Fett"/>
+          <w:b w:val="0"/>
+          <w:bCs w:val="0"/>
+          <w:color w:val="000000"/>
+          <w:sz w:val="24"/>
+          <w:szCs w:val="24"/>
+        </w:rPr>
+        <w:t xml:space="preserve"> mithilfe </w:t>
       </w:r>
       <w:proofErr w:type="spellStart"/>
       <w:r>
-        <w:t>Tesseract</w:t>
+        <w:rPr>
+          <w:rStyle w:val="Fett"/>
+          <w:b w:val="0"/>
+          <w:bCs w:val="0"/>
+          <w:i/>
+          <w:iCs/>
+          <w:color w:val="000000"/>
+          <w:sz w:val="24"/>
+          <w:szCs w:val="24"/>
+        </w:rPr>
+        <w:t>spaCy</w:t>
       </w:r>
       <w:proofErr w:type="spellEnd"/>
       <w:r>
-        <w:t xml:space="preserve"> (OCR) erkannt werden. Die </w:t>
-      </w:r>
-      <w:proofErr w:type="spellStart"/>
-      <w:r>
-        <w:t>Primärdigitalisate</w:t>
-      </w:r>
-      <w:proofErr w:type="spellEnd"/>
-      <w:r>
-        <w:t xml:space="preserve"> sind im digitalen Archiv der </w:t>
+        <w:rPr>
+          <w:rStyle w:val="Fett"/>
+          <w:b w:val="0"/>
+          <w:bCs w:val="0"/>
+          <w:color w:val="000000"/>
+          <w:sz w:val="24"/>
+          <w:szCs w:val="24"/>
+        </w:rPr>
+        <w:t xml:space="preserve"> Python -Bibliothek. </w:t>
+      </w:r>
+      <w:r>
+        <w:rPr>
+          <w:color w:val="000000"/>
+          <w:sz w:val="24"/>
+          <w:szCs w:val="24"/>
+        </w:rPr>
+        <w:t>Im nächsten Schritt werden die erschlossenen Inhalte in eine wohldefinierte</w:t>
+      </w:r>
+      <w:r>
+        <w:rPr>
+          <w:rStyle w:val="apple-converted-space"/>
+          <w:color w:val="000000"/>
+          <w:sz w:val="24"/>
+          <w:szCs w:val="24"/>
+        </w:rPr>
+        <w:t xml:space="preserve"> </w:t>
+      </w:r>
+      <w:r>
+        <w:rPr>
+          <w:rStyle w:val="Fett"/>
+          <w:b w:val="0"/>
+          <w:bCs w:val="0"/>
+          <w:color w:val="000000"/>
+          <w:sz w:val="24"/>
+          <w:szCs w:val="24"/>
+        </w:rPr>
+        <w:t>XML-Struktur</w:t>
+      </w:r>
+      <w:r>
+        <w:rPr>
+          <w:rStyle w:val="apple-converted-space"/>
+          <w:color w:val="000000"/>
+          <w:sz w:val="24"/>
+          <w:szCs w:val="24"/>
+        </w:rPr>
+        <w:t xml:space="preserve"> </w:t>
+      </w:r>
+      <w:r>
+        <w:rPr>
+          <w:color w:val="000000"/>
+          <w:sz w:val="24"/>
+          <w:szCs w:val="24"/>
+        </w:rPr>
+        <w:t>serialisiert und um die</w:t>
+      </w:r>
+      <w:r>
+        <w:rPr>
+          <w:rStyle w:val="apple-converted-space"/>
+          <w:color w:val="000000"/>
+          <w:sz w:val="24"/>
+          <w:szCs w:val="24"/>
+        </w:rPr>
+        <w:t xml:space="preserve"> </w:t>
+      </w:r>
+      <w:r>
+        <w:rPr>
+          <w:rStyle w:val="Fett"/>
+          <w:b w:val="0"/>
+          <w:bCs w:val="0"/>
+          <w:color w:val="000000"/>
+          <w:sz w:val="24"/>
+          <w:szCs w:val="24"/>
+        </w:rPr>
+        <w:t>NER-Annotationen</w:t>
+      </w:r>
+      <w:r>
+        <w:rPr>
+          <w:rStyle w:val="apple-converted-space"/>
+          <w:color w:val="000000"/>
+          <w:sz w:val="24"/>
+          <w:szCs w:val="24"/>
+        </w:rPr>
+        <w:t xml:space="preserve"> </w:t>
+      </w:r>
+      <w:r>
+        <w:rPr>
+          <w:color w:val="000000"/>
+          <w:sz w:val="24"/>
+          <w:szCs w:val="24"/>
+        </w:rPr>
+        <w:t>angereichert. Darauf aufbauend werden</w:t>
+      </w:r>
+      <w:r>
+        <w:rPr>
+          <w:rStyle w:val="apple-converted-space"/>
+          <w:color w:val="000000"/>
+          <w:sz w:val="24"/>
+          <w:szCs w:val="24"/>
+        </w:rPr>
+        <w:t xml:space="preserve"> </w:t>
+      </w:r>
+      <w:r>
+        <w:rPr>
+          <w:rStyle w:val="Fett"/>
+          <w:b w:val="0"/>
+          <w:bCs w:val="0"/>
+          <w:color w:val="000000"/>
+          <w:sz w:val="24"/>
+          <w:szCs w:val="24"/>
+        </w:rPr>
+        <w:t>Relationen</w:t>
+      </w:r>
+      <w:r>
+        <w:rPr>
+          <w:rStyle w:val="apple-converted-space"/>
+          <w:color w:val="000000"/>
+          <w:sz w:val="24"/>
+          <w:szCs w:val="24"/>
+        </w:rPr>
+        <w:t xml:space="preserve"> </w:t>
+      </w:r>
+      <w:r>
+        <w:rPr>
+          <w:color w:val="000000"/>
+          <w:sz w:val="24"/>
+          <w:szCs w:val="24"/>
+        </w:rPr>
+        <w:t>mittels eines</w:t>
+      </w:r>
+      <w:r>
+        <w:rPr>
+          <w:rStyle w:val="apple-converted-space"/>
+          <w:color w:val="000000"/>
+          <w:sz w:val="24"/>
+          <w:szCs w:val="24"/>
+        </w:rPr>
+        <w:t xml:space="preserve"> </w:t>
+      </w:r>
+      <w:r>
+        <w:rPr>
+          <w:rStyle w:val="Fett"/>
+          <w:b w:val="0"/>
+          <w:bCs w:val="0"/>
+          <w:color w:val="000000"/>
+          <w:sz w:val="24"/>
+          <w:szCs w:val="24"/>
+        </w:rPr>
+        <w:t>LLM (</w:t>
+      </w:r>
+      <w:r>
+        <w:rPr>
+          <w:rStyle w:val="Fett"/>
+          <w:b w:val="0"/>
+          <w:bCs w:val="0"/>
+          <w:i/>
+          <w:iCs/>
+          <w:color w:val="000000"/>
+          <w:sz w:val="24"/>
+          <w:szCs w:val="24"/>
+        </w:rPr>
+        <w:t>l</w:t>
+      </w:r>
+      <w:r>
+        <w:rPr>
+          <w:rStyle w:val="Fett"/>
+          <w:b w:val="0"/>
+          <w:bCs w:val="0"/>
+          <w:i/>
+          <w:iCs/>
+          <w:color w:val="000000"/>
+          <w:sz w:val="24"/>
+          <w:szCs w:val="24"/>
+        </w:rPr>
+        <w:t>lama3</w:t>
+      </w:r>
+      <w:r>
+        <w:rPr>
+          <w:rStyle w:val="Fett"/>
+          <w:b w:val="0"/>
+          <w:bCs w:val="0"/>
+          <w:color w:val="000000"/>
+          <w:sz w:val="24"/>
+          <w:szCs w:val="24"/>
+        </w:rPr>
+        <w:t>)</w:t>
+      </w:r>
+      <w:r>
+        <w:rPr>
+          <w:rStyle w:val="apple-converted-space"/>
+          <w:color w:val="000000"/>
+          <w:sz w:val="24"/>
+          <w:szCs w:val="24"/>
+        </w:rPr>
+        <w:t xml:space="preserve"> </w:t>
+      </w:r>
+      <w:r>
+        <w:rPr>
+          <w:color w:val="000000"/>
+          <w:sz w:val="24"/>
+          <w:szCs w:val="24"/>
+        </w:rPr>
+        <w:t>extrahiert und die erkannten Entitäten durch</w:t>
+      </w:r>
+      <w:r>
+        <w:rPr>
+          <w:rStyle w:val="apple-converted-space"/>
+          <w:color w:val="000000"/>
+          <w:sz w:val="24"/>
+          <w:szCs w:val="24"/>
+        </w:rPr>
+        <w:t xml:space="preserve"> </w:t>
+      </w:r>
+      <w:r>
+        <w:rPr>
+          <w:rStyle w:val="Fett"/>
+          <w:b w:val="0"/>
+          <w:bCs w:val="0"/>
+          <w:color w:val="000000"/>
+          <w:sz w:val="24"/>
+          <w:szCs w:val="24"/>
+        </w:rPr>
+        <w:t>Entity Linking (EL)</w:t>
+      </w:r>
+      <w:r>
+        <w:rPr>
+          <w:rStyle w:val="apple-converted-space"/>
+          <w:color w:val="000000"/>
+          <w:sz w:val="24"/>
+          <w:szCs w:val="24"/>
+        </w:rPr>
+        <w:t xml:space="preserve"> </w:t>
+      </w:r>
+      <w:r>
+        <w:rPr>
+          <w:color w:val="000000"/>
+          <w:sz w:val="24"/>
+          <w:szCs w:val="24"/>
+        </w:rPr>
+        <w:t>mit</w:t>
+      </w:r>
+      <w:r>
+        <w:rPr>
+          <w:rStyle w:val="apple-converted-space"/>
+          <w:color w:val="000000"/>
+          <w:sz w:val="24"/>
+          <w:szCs w:val="24"/>
+        </w:rPr>
+        <w:t xml:space="preserve"> </w:t>
+      </w:r>
+      <w:r>
+        <w:rPr>
+          <w:rStyle w:val="Fett"/>
+          <w:b w:val="0"/>
+          <w:bCs w:val="0"/>
+          <w:color w:val="000000"/>
+          <w:sz w:val="24"/>
+          <w:szCs w:val="24"/>
+        </w:rPr>
+        <w:t>Wikidata</w:t>
+      </w:r>
+      <w:r>
+        <w:rPr>
+          <w:rStyle w:val="apple-converted-space"/>
+          <w:color w:val="000000"/>
+          <w:sz w:val="24"/>
+          <w:szCs w:val="24"/>
+        </w:rPr>
+        <w:t xml:space="preserve"> </w:t>
+      </w:r>
+      <w:r>
+        <w:rPr>
+          <w:color w:val="000000"/>
+          <w:sz w:val="24"/>
+          <w:szCs w:val="24"/>
+        </w:rPr>
+        <w:t xml:space="preserve">disambiguiert. </w:t>
+      </w:r>
+      <w:r>
+        <w:rPr>
+          <w:color w:val="000000"/>
+          <w:sz w:val="24"/>
+          <w:szCs w:val="24"/>
+        </w:rPr>
+        <w:t xml:space="preserve">Durch dieses Vorgehen werden </w:t>
+      </w:r>
+      <w:r>
+        <w:rPr>
+          <w:color w:val="000000"/>
+          <w:sz w:val="24"/>
+          <w:szCs w:val="24"/>
+        </w:rPr>
+        <w:lastRenderedPageBreak/>
+        <w:t xml:space="preserve">Knoten und Kanten erzeugt, die </w:t>
+      </w:r>
+      <w:r>
+        <w:rPr>
+          <w:color w:val="000000"/>
+          <w:sz w:val="24"/>
+          <w:szCs w:val="24"/>
+        </w:rPr>
+        <w:t>als Grundlage für den strukturierten</w:t>
+      </w:r>
+      <w:r>
+        <w:rPr>
+          <w:rStyle w:val="apple-converted-space"/>
+          <w:color w:val="000000"/>
+          <w:sz w:val="24"/>
+          <w:szCs w:val="24"/>
+        </w:rPr>
+        <w:t xml:space="preserve"> </w:t>
+      </w:r>
+      <w:r>
+        <w:rPr>
+          <w:rStyle w:val="Fett"/>
+          <w:b w:val="0"/>
+          <w:bCs w:val="0"/>
+          <w:color w:val="000000"/>
+          <w:sz w:val="24"/>
+          <w:szCs w:val="24"/>
+        </w:rPr>
+        <w:t>Import nach Wikidata</w:t>
+      </w:r>
+      <w:r>
+        <w:rPr>
+          <w:rStyle w:val="Fett"/>
+          <w:b w:val="0"/>
+          <w:bCs w:val="0"/>
+          <w:color w:val="000000"/>
+          <w:sz w:val="24"/>
+          <w:szCs w:val="24"/>
+        </w:rPr>
+        <w:t xml:space="preserve"> dienen</w:t>
+      </w:r>
+      <w:r>
+        <w:rPr>
+          <w:color w:val="000000"/>
+          <w:sz w:val="24"/>
+          <w:szCs w:val="24"/>
+        </w:rPr>
+        <w:t>.</w:t>
+      </w:r>
+      <w:r>
+        <w:rPr>
+          <w:color w:val="000000"/>
+          <w:sz w:val="24"/>
+          <w:szCs w:val="24"/>
+        </w:rPr>
+        <w:t xml:space="preserve"> </w:t>
+      </w:r>
+      <w:r>
+        <w:rPr>
+          <w:color w:val="000000"/>
+          <w:sz w:val="24"/>
+          <w:szCs w:val="24"/>
+        </w:rPr>
+        <w:t xml:space="preserve">Die Implementierung </w:t>
+      </w:r>
+      <w:r>
+        <w:rPr>
+          <w:color w:val="000000"/>
+          <w:sz w:val="24"/>
+          <w:szCs w:val="24"/>
+        </w:rPr>
+        <w:t>basiert</w:t>
+      </w:r>
+      <w:r>
+        <w:rPr>
+          <w:color w:val="000000"/>
+          <w:sz w:val="24"/>
+          <w:szCs w:val="24"/>
+        </w:rPr>
+        <w:t xml:space="preserve"> </w:t>
+      </w:r>
+      <w:r>
+        <w:rPr>
+          <w:color w:val="000000"/>
+          <w:sz w:val="24"/>
+          <w:szCs w:val="24"/>
+        </w:rPr>
+        <w:t>auf</w:t>
+      </w:r>
+      <w:r>
+        <w:rPr>
+          <w:color w:val="000000"/>
+          <w:sz w:val="24"/>
+          <w:szCs w:val="24"/>
+        </w:rPr>
+        <w:t xml:space="preserve"> Python</w:t>
+      </w:r>
+      <w:r>
+        <w:rPr>
+          <w:color w:val="000000"/>
+          <w:sz w:val="24"/>
+          <w:szCs w:val="24"/>
+        </w:rPr>
+        <w:t xml:space="preserve"> </w:t>
+      </w:r>
+      <w:r>
+        <w:rPr>
+          <w:color w:val="000000"/>
+          <w:sz w:val="24"/>
+          <w:szCs w:val="24"/>
+        </w:rPr>
+        <w:t xml:space="preserve">und wird </w:t>
+      </w:r>
+      <w:r>
+        <w:rPr>
+          <w:color w:val="000000"/>
+          <w:sz w:val="24"/>
+          <w:szCs w:val="24"/>
+        </w:rPr>
+        <w:t>mit</w:t>
+      </w:r>
+      <w:r>
+        <w:rPr>
+          <w:color w:val="000000"/>
+          <w:sz w:val="24"/>
+          <w:szCs w:val="24"/>
+        </w:rPr>
+        <w:t>hilfe</w:t>
+      </w:r>
+      <w:r>
+        <w:rPr>
+          <w:color w:val="000000"/>
+          <w:sz w:val="24"/>
+          <w:szCs w:val="24"/>
+        </w:rPr>
+        <w:t xml:space="preserve"> von ChatGPT </w:t>
+      </w:r>
+      <w:r>
+        <w:rPr>
+          <w:color w:val="000000"/>
+          <w:sz w:val="24"/>
+          <w:szCs w:val="24"/>
+        </w:rPr>
+        <w:t>erarbeitet</w:t>
+      </w:r>
+      <w:r>
+        <w:rPr>
+          <w:color w:val="000000"/>
+          <w:sz w:val="24"/>
+          <w:szCs w:val="24"/>
+        </w:rPr>
+        <w:t>.</w:t>
+      </w:r>
+      <w:r>
+        <w:rPr>
+          <w:color w:val="000000"/>
+          <w:sz w:val="24"/>
+          <w:szCs w:val="24"/>
+        </w:rPr>
+        <w:t xml:space="preserve"> Sämtlicher Code sowie alle im Rahmen dieser Arbeit erzeugten Dateien und Skripte werden auf </w:t>
       </w:r>
       <w:hyperlink r:id="rId12" w:history="1">
         <w:r>
           <w:rPr>
             <w:rStyle w:val="Hyperlink"/>
+            <w:sz w:val="24"/>
+            <w:szCs w:val="24"/>
           </w:rPr>
-          <w:t xml:space="preserve">Memorial University </w:t>
+          <w:t>GitHub</w:t>
         </w:r>
-        <w:proofErr w:type="spellStart"/>
-        <w:r>
-          <w:rPr>
-            <w:rStyle w:val="Hyperlink"/>
-          </w:rPr>
-          <w:t>of</w:t>
-        </w:r>
-        <w:proofErr w:type="spellEnd"/>
-        <w:r>
-          <w:rPr>
-            <w:rStyle w:val="Hyperlink"/>
-          </w:rPr>
-          <w:t xml:space="preserve"> </w:t>
-        </w:r>
-        <w:proofErr w:type="spellStart"/>
-        <w:r>
-          <w:rPr>
-            <w:rStyle w:val="Hyperlink"/>
-          </w:rPr>
-          <w:t>Newfoundland</w:t>
-        </w:r>
-        <w:proofErr w:type="spellEnd"/>
       </w:hyperlink>
       <w:r>
-        <w:t xml:space="preserve"> zugänglich. </w:t>
+        <w:rPr>
+          <w:color w:val="000000"/>
+          <w:sz w:val="24"/>
+          <w:szCs w:val="24"/>
+        </w:rPr>
+        <w:t xml:space="preserve"> öffentlich bereitgestellt. Zur besseren Nachvollziehbarkeit sind Ordner, Dateien und Bezugspunkte im Code konsistent nummeriert</w:t>
+      </w:r>
+      <w:r>
+        <w:rPr>
+          <w:color w:val="000000"/>
+          <w:sz w:val="24"/>
+          <w:szCs w:val="24"/>
+        </w:rPr>
+        <w:t>.</w:t>
       </w:r>
     </w:p>
     <w:p>
       <w:pPr>
-        <w:pStyle w:val="Grundschrift"/>
-      </w:pPr>
+        <w:spacing w:after="120" w:line="360" w:lineRule="auto"/>
+        <w:jc w:val="both"/>
+        <w:rPr>
+          <w:sz w:val="24"/>
+          <w:szCs w:val="24"/>
+        </w:rPr>
+      </w:pPr>
+      <w:r>
+        <w:rPr>
+          <w:sz w:val="24"/>
+          <w:szCs w:val="24"/>
+        </w:rPr>
+        <w:t xml:space="preserve">Darüber hinaus wird in der </w:t>
+      </w:r>
+      <w:r>
+        <w:rPr>
+          <w:sz w:val="24"/>
+          <w:szCs w:val="24"/>
+        </w:rPr>
+        <w:t>vorliegenden Arbeit</w:t>
+      </w:r>
+      <w:r>
+        <w:rPr>
+          <w:sz w:val="24"/>
+          <w:szCs w:val="24"/>
+        </w:rPr>
+        <w:t xml:space="preserve"> die Möglichkeit der Visualisierung der erstellten Wissensgraphen untersucht. Durch die systematische Erfassung und Verknüpfung dieser biographischen Daten können komplexe Zusammenhänge zwischen Personen und Ereignissen sichtbar gemacht werden, was einen wertvollen Beitrag zur historischen Forschung leisten kann. Dabei können einige Fragen beantwortet werden, z. B.: </w:t>
+      </w:r>
+      <w:r>
+        <w:rPr>
+          <w:sz w:val="24"/>
+          <w:szCs w:val="24"/>
+        </w:rPr>
+        <w:t>Welche weiteren Tätigkeiten übernahmen die Missionare neben ihren missionarischen Tätigkeiten</w:t>
+      </w:r>
+      <w:r>
+        <w:rPr>
+          <w:sz w:val="24"/>
+          <w:szCs w:val="24"/>
+        </w:rPr>
+        <w:t xml:space="preserve">? </w:t>
+      </w:r>
+      <w:r>
+        <w:rPr>
+          <w:sz w:val="24"/>
+          <w:szCs w:val="24"/>
+        </w:rPr>
+        <w:t xml:space="preserve">Welche Beziehungsstrukturen lassen sich zwischen den beteiligten Personen erkennen? </w:t>
+      </w:r>
     </w:p>
     <w:p>
       <w:pPr>
@@ -416,19 +1699,6 @@
         </w:rPr>
         <w:br w:type="page"/>
       </w:r>
-    </w:p>
-    <w:p>
-      <w:pPr>
-        <w:pStyle w:val="GrundschriftmitEinzug"/>
-        <w:spacing w:line="360" w:lineRule="auto"/>
-        <w:ind w:firstLine="0"/>
-        <w:rPr>
-          <w:rFonts w:ascii="Times New Roman" w:hAnsi="Times New Roman"/>
-          <w:color w:val="000000"/>
-          <w:sz w:val="24"/>
-          <w:szCs w:val="24"/>
-        </w:rPr>
-      </w:pPr>
     </w:p>
     <w:p>
       <w:pPr>
@@ -438,7 +1708,7 @@
           <w:numId w:val="37"/>
         </w:numPr>
         <w:spacing w:after="120" w:line="360" w:lineRule="auto"/>
-        <w:ind w:left="284" w:hanging="284"/>
+        <w:ind w:left="0" w:firstLine="0"/>
         <w:jc w:val="both"/>
         <w:rPr>
           <w:rFonts w:ascii="Times New Roman" w:hAnsi="Times New Roman"/>
@@ -454,13 +1724,861 @@
           <w:sz w:val="28"/>
           <w:szCs w:val="28"/>
         </w:rPr>
+        <w:lastRenderedPageBreak/>
         <w:t>Zusammenfassung</w:t>
       </w:r>
     </w:p>
     <w:p>
       <w:pPr>
         <w:pStyle w:val="Grundschrift"/>
-      </w:pPr>
+        <w:spacing w:line="360" w:lineRule="auto"/>
+        <w:rPr>
+          <w:rFonts w:ascii="Times New Roman" w:hAnsi="Times New Roman"/>
+          <w:sz w:val="24"/>
+          <w:szCs w:val="24"/>
+        </w:rPr>
+      </w:pPr>
+      <w:r>
+        <w:rPr>
+          <w:rFonts w:ascii="Times New Roman" w:hAnsi="Times New Roman"/>
+          <w:sz w:val="24"/>
+          <w:szCs w:val="24"/>
+        </w:rPr>
+        <w:t xml:space="preserve">Diese Arbeit entwickelte und erprobte einen vollständigen Workflow zur Erschließung, Modellierung und Auswertung biographische Texten der Herrnhuter Brüdergemeine. </w:t>
+      </w:r>
+      <w:r>
+        <w:rPr>
+          <w:rFonts w:ascii="Times New Roman" w:hAnsi="Times New Roman"/>
+          <w:sz w:val="24"/>
+          <w:szCs w:val="24"/>
+        </w:rPr>
+        <w:t xml:space="preserve">Dazu wurde </w:t>
+      </w:r>
+      <w:proofErr w:type="spellStart"/>
+      <w:r>
+        <w:rPr>
+          <w:rFonts w:ascii="Times New Roman" w:hAnsi="Times New Roman"/>
+          <w:sz w:val="24"/>
+          <w:szCs w:val="24"/>
+        </w:rPr>
+        <w:t>Semantic</w:t>
+      </w:r>
+      <w:proofErr w:type="spellEnd"/>
+      <w:r>
+        <w:rPr>
+          <w:rFonts w:ascii="Times New Roman" w:hAnsi="Times New Roman"/>
+          <w:sz w:val="24"/>
+          <w:szCs w:val="24"/>
+        </w:rPr>
+        <w:t xml:space="preserve"> Web und semantische Technologie als theoretischer Bezugs</w:t>
+      </w:r>
+      <w:r>
+        <w:rPr>
+          <w:rFonts w:ascii="Times New Roman" w:hAnsi="Times New Roman"/>
+          <w:sz w:val="24"/>
+          <w:szCs w:val="24"/>
+        </w:rPr>
+        <w:t xml:space="preserve">punkt gesetzt. </w:t>
+      </w:r>
+      <w:r>
+        <w:rPr>
+          <w:rFonts w:ascii="Times New Roman" w:hAnsi="Times New Roman"/>
+          <w:sz w:val="24"/>
+          <w:szCs w:val="24"/>
+        </w:rPr>
+        <w:t>Dank der Verknüpfung von Theorie und praxisorientiertem Strang konnte die Arbeit die Prinzipien offener, ve</w:t>
+      </w:r>
+      <w:r>
+        <w:rPr>
+          <w:rFonts w:ascii="Times New Roman" w:hAnsi="Times New Roman"/>
+          <w:sz w:val="24"/>
+          <w:szCs w:val="24"/>
+        </w:rPr>
+        <w:t>rlinkte</w:t>
+      </w:r>
+      <w:r>
+        <w:rPr>
+          <w:rFonts w:ascii="Times New Roman" w:hAnsi="Times New Roman"/>
+          <w:sz w:val="24"/>
+          <w:szCs w:val="24"/>
+        </w:rPr>
+        <w:t>r</w:t>
+      </w:r>
+      <w:r>
+        <w:rPr>
+          <w:rFonts w:ascii="Times New Roman" w:hAnsi="Times New Roman"/>
+          <w:sz w:val="24"/>
+          <w:szCs w:val="24"/>
+        </w:rPr>
+        <w:t xml:space="preserve"> Daten nicht nur beschreiben, sondern auch entlang des gesamten Prozesses wirksam machen. </w:t>
+      </w:r>
+      <w:r>
+        <w:rPr>
+          <w:rFonts w:ascii="Times New Roman" w:hAnsi="Times New Roman"/>
+          <w:sz w:val="24"/>
+          <w:szCs w:val="24"/>
+        </w:rPr>
+        <w:t>In Folgenden werden die wesentlichen Punkte der Arbeit resümiert.</w:t>
+      </w:r>
+    </w:p>
+    <w:p>
+      <w:pPr>
+        <w:pStyle w:val="GrundschriftmitEinzug"/>
+        <w:spacing w:line="360" w:lineRule="auto"/>
+        <w:ind w:firstLine="0"/>
+        <w:rPr>
+          <w:rFonts w:ascii="Times New Roman" w:hAnsi="Times New Roman"/>
+          <w:sz w:val="24"/>
+          <w:szCs w:val="24"/>
+        </w:rPr>
+      </w:pPr>
+      <w:r>
+        <w:rPr>
+          <w:rFonts w:ascii="Times New Roman" w:hAnsi="Times New Roman"/>
+          <w:sz w:val="24"/>
+          <w:szCs w:val="24"/>
+        </w:rPr>
+        <w:t>Ausgehend von einem Überblick zum WWW zeigte die Arbeit, wie standardisierte Infrastruktur, Aktualität und ständige Verfügbarkeit den Zugang zu Wissen erleichtert, aber gleichzeitig menschenzentrierte Darstellung und kontextabhängige Mehrdeutigkeit maschinelles Verstehen erschweren. Daraus wurde die Notwendigkeit semantischer Anreicherungen abgeleitet: maschinenlesbare Bedeutungen und stabile Kennungen (URIs) bilden die Brücke von WWW zum Semanti</w:t>
+      </w:r>
+      <w:r>
+        <w:rPr>
+          <w:rFonts w:ascii="Times New Roman" w:hAnsi="Times New Roman"/>
+          <w:sz w:val="24"/>
+          <w:szCs w:val="24"/>
+        </w:rPr>
+        <w:t>c</w:t>
+      </w:r>
+      <w:r>
+        <w:rPr>
+          <w:rFonts w:ascii="Times New Roman" w:hAnsi="Times New Roman"/>
+          <w:sz w:val="24"/>
+          <w:szCs w:val="24"/>
+        </w:rPr>
+        <w:t xml:space="preserve"> Web. </w:t>
+      </w:r>
+      <w:r>
+        <w:rPr>
+          <w:rFonts w:ascii="Times New Roman" w:hAnsi="Times New Roman"/>
+          <w:sz w:val="24"/>
+          <w:szCs w:val="24"/>
+        </w:rPr>
+        <w:t xml:space="preserve">Zudem wurden zentrale Begriffe des </w:t>
+      </w:r>
+      <w:proofErr w:type="spellStart"/>
+      <w:r>
+        <w:rPr>
+          <w:rFonts w:ascii="Times New Roman" w:hAnsi="Times New Roman"/>
+          <w:sz w:val="24"/>
+          <w:szCs w:val="24"/>
+        </w:rPr>
+        <w:t>Semantic</w:t>
+      </w:r>
+      <w:proofErr w:type="spellEnd"/>
+      <w:r>
+        <w:rPr>
+          <w:rFonts w:ascii="Times New Roman" w:hAnsi="Times New Roman"/>
+          <w:sz w:val="24"/>
+          <w:szCs w:val="24"/>
+        </w:rPr>
+        <w:t xml:space="preserve"> Web definiert: Ontologie und Wissensgraphen. Durch eine Ontologie wird </w:t>
+      </w:r>
+      <w:r>
+        <w:rPr>
+          <w:rFonts w:ascii="Times New Roman" w:hAnsi="Times New Roman"/>
+          <w:sz w:val="24"/>
+          <w:szCs w:val="24"/>
+        </w:rPr>
+        <w:t xml:space="preserve">als formales Vokabular zur Beschreibung eines Wissensbereiches dargestellt. </w:t>
+      </w:r>
+      <w:r>
+        <w:rPr>
+          <w:rFonts w:ascii="Times New Roman" w:hAnsi="Times New Roman"/>
+          <w:sz w:val="24"/>
+          <w:szCs w:val="24"/>
+        </w:rPr>
+        <w:t xml:space="preserve">Der Wissensgraph ist die netzartige Repräsentation dies Wissensbereiches und wird aus Subjekt – Prädikat – Objekt zusammengesetzt. </w:t>
+      </w:r>
+    </w:p>
+    <w:p>
+      <w:pPr>
+        <w:pStyle w:val="GrundschriftmitEinzug"/>
+        <w:spacing w:line="360" w:lineRule="auto"/>
+        <w:ind w:firstLine="0"/>
+        <w:rPr>
+          <w:rFonts w:ascii="Times New Roman" w:hAnsi="Times New Roman"/>
+          <w:sz w:val="24"/>
+          <w:szCs w:val="24"/>
+        </w:rPr>
+      </w:pPr>
+      <w:r>
+        <w:rPr>
+          <w:rFonts w:ascii="Times New Roman" w:hAnsi="Times New Roman"/>
+          <w:sz w:val="24"/>
+          <w:szCs w:val="24"/>
+        </w:rPr>
+        <w:t xml:space="preserve">Auf Grundlage des </w:t>
+      </w:r>
+      <w:r>
+        <w:rPr>
+          <w:rFonts w:ascii="Times New Roman" w:hAnsi="Times New Roman"/>
+          <w:sz w:val="24"/>
+          <w:szCs w:val="24"/>
+        </w:rPr>
+        <w:t>Layer Cake von Berners-Lee</w:t>
+      </w:r>
+      <w:r>
+        <w:rPr>
+          <w:rFonts w:ascii="Times New Roman" w:hAnsi="Times New Roman"/>
+          <w:sz w:val="24"/>
+          <w:szCs w:val="24"/>
+        </w:rPr>
+        <w:t xml:space="preserve"> wurden im Kapitel 3 </w:t>
+      </w:r>
+      <w:r>
+        <w:rPr>
+          <w:rFonts w:ascii="Times New Roman" w:hAnsi="Times New Roman"/>
+          <w:sz w:val="24"/>
+          <w:szCs w:val="24"/>
+        </w:rPr>
+        <w:t>die zentralen semantischen Technologien</w:t>
+      </w:r>
+      <w:r>
+        <w:rPr>
+          <w:rFonts w:ascii="Times New Roman" w:hAnsi="Times New Roman"/>
+          <w:sz w:val="24"/>
+          <w:szCs w:val="24"/>
+        </w:rPr>
+        <w:t xml:space="preserve"> dargestellt. </w:t>
+      </w:r>
+      <w:r>
+        <w:rPr>
+          <w:rFonts w:ascii="Times New Roman" w:hAnsi="Times New Roman"/>
+          <w:sz w:val="24"/>
+          <w:szCs w:val="24"/>
+        </w:rPr>
+        <w:t xml:space="preserve">Die Schichten des Layer Cake erfühlen je eine Aufgabe, damit Daten eindeutig identifizierbar, verknüpfbar und auswertbar sind. </w:t>
+      </w:r>
+      <w:r>
+        <w:rPr>
+          <w:rFonts w:ascii="Times New Roman" w:hAnsi="Times New Roman"/>
+          <w:sz w:val="24"/>
+          <w:szCs w:val="24"/>
+        </w:rPr>
+        <w:t xml:space="preserve">Dadurch lassen sich verstreute Quellen integrieren, Abfragen präzise beantworten und Ergebnisse reproduzierbar machen. Zielgerichtet führt die </w:t>
+      </w:r>
+      <w:r>
+        <w:rPr>
+          <w:rFonts w:ascii="Times New Roman" w:hAnsi="Times New Roman"/>
+          <w:sz w:val="24"/>
+          <w:szCs w:val="24"/>
+        </w:rPr>
+        <w:t>A</w:t>
+      </w:r>
+      <w:r>
+        <w:rPr>
+          <w:rFonts w:ascii="Times New Roman" w:hAnsi="Times New Roman"/>
+          <w:sz w:val="24"/>
+          <w:szCs w:val="24"/>
+        </w:rPr>
+        <w:t xml:space="preserve">rbeit im nächsten Schritt zu Wikidata als offener, kollaborativer Wissensbasis, in der diese Prinzipien praktisch umgesetzt werden konnten. </w:t>
+      </w:r>
+      <w:r>
+        <w:rPr>
+          <w:rFonts w:ascii="Times New Roman" w:hAnsi="Times New Roman"/>
+          <w:color w:val="000000"/>
+          <w:sz w:val="24"/>
+          <w:szCs w:val="24"/>
+        </w:rPr>
+        <w:t>Dort erhalten Entitäten stabile Kennungen, Aussagen k</w:t>
+      </w:r>
+      <w:r>
+        <w:rPr>
+          <w:rFonts w:ascii="Times New Roman" w:hAnsi="Times New Roman"/>
+          <w:color w:val="000000"/>
+          <w:sz w:val="24"/>
+          <w:szCs w:val="24"/>
+        </w:rPr>
+        <w:t>o</w:t>
+      </w:r>
+      <w:r>
+        <w:rPr>
+          <w:rFonts w:ascii="Times New Roman" w:hAnsi="Times New Roman"/>
+          <w:color w:val="000000"/>
+          <w:sz w:val="24"/>
+          <w:szCs w:val="24"/>
+        </w:rPr>
+        <w:t>nn</w:t>
+      </w:r>
+      <w:r>
+        <w:rPr>
+          <w:rFonts w:ascii="Times New Roman" w:hAnsi="Times New Roman"/>
+          <w:color w:val="000000"/>
+          <w:sz w:val="24"/>
+          <w:szCs w:val="24"/>
+        </w:rPr>
+        <w:t>t</w:t>
+      </w:r>
+      <w:r>
+        <w:rPr>
+          <w:rFonts w:ascii="Times New Roman" w:hAnsi="Times New Roman"/>
+          <w:color w:val="000000"/>
+          <w:sz w:val="24"/>
+          <w:szCs w:val="24"/>
+        </w:rPr>
+        <w:t>en mit Zeit- und Quellenangaben präzisiert und über standardisierte Abfragen ausgewertet werden.</w:t>
+      </w:r>
+      <w:r>
+        <w:rPr>
+          <w:rFonts w:ascii="Times New Roman" w:hAnsi="Times New Roman"/>
+          <w:color w:val="000000"/>
+          <w:sz w:val="24"/>
+          <w:szCs w:val="24"/>
+        </w:rPr>
+        <w:t xml:space="preserve"> </w:t>
+      </w:r>
+      <w:r>
+        <w:rPr>
+          <w:rFonts w:ascii="Times New Roman" w:hAnsi="Times New Roman"/>
+          <w:color w:val="000000"/>
+          <w:sz w:val="24"/>
+          <w:szCs w:val="24"/>
+        </w:rPr>
+        <w:t>Als</w:t>
+      </w:r>
+      <w:r>
+        <w:rPr>
+          <w:rStyle w:val="apple-converted-space"/>
+          <w:rFonts w:ascii="Times New Roman" w:hAnsi="Times New Roman"/>
+          <w:color w:val="000000"/>
+          <w:sz w:val="24"/>
+          <w:szCs w:val="24"/>
+        </w:rPr>
+        <w:t xml:space="preserve"> </w:t>
+      </w:r>
+      <w:proofErr w:type="spellStart"/>
+      <w:r>
+        <w:rPr>
+          <w:rStyle w:val="Fett"/>
+          <w:rFonts w:ascii="Times New Roman" w:hAnsi="Times New Roman"/>
+          <w:b w:val="0"/>
+          <w:bCs w:val="0"/>
+          <w:color w:val="000000"/>
+          <w:sz w:val="24"/>
+          <w:szCs w:val="24"/>
+        </w:rPr>
+        <w:t>Graphdatenbank</w:t>
+      </w:r>
+      <w:proofErr w:type="spellEnd"/>
+      <w:r>
+        <w:rPr>
+          <w:rStyle w:val="apple-converted-space"/>
+          <w:rFonts w:ascii="Times New Roman" w:hAnsi="Times New Roman"/>
+          <w:color w:val="000000"/>
+          <w:sz w:val="24"/>
+          <w:szCs w:val="24"/>
+        </w:rPr>
+        <w:t xml:space="preserve"> </w:t>
+      </w:r>
+      <w:r>
+        <w:rPr>
+          <w:rFonts w:ascii="Times New Roman" w:hAnsi="Times New Roman"/>
+          <w:color w:val="000000"/>
+          <w:sz w:val="24"/>
+          <w:szCs w:val="24"/>
+        </w:rPr>
+        <w:t>strukturiert Wikidata Wissen durchgängig als</w:t>
+      </w:r>
+      <w:r>
+        <w:rPr>
+          <w:rStyle w:val="apple-converted-space"/>
+          <w:rFonts w:ascii="Times New Roman" w:hAnsi="Times New Roman"/>
+          <w:color w:val="000000"/>
+          <w:sz w:val="24"/>
+          <w:szCs w:val="24"/>
+        </w:rPr>
+        <w:t xml:space="preserve"> </w:t>
+      </w:r>
+      <w:r>
+        <w:rPr>
+          <w:rStyle w:val="Fett"/>
+          <w:rFonts w:ascii="Times New Roman" w:hAnsi="Times New Roman"/>
+          <w:b w:val="0"/>
+          <w:bCs w:val="0"/>
+          <w:color w:val="000000"/>
+          <w:sz w:val="24"/>
+          <w:szCs w:val="24"/>
+        </w:rPr>
+        <w:t>RDF-Tripel</w:t>
+      </w:r>
+      <w:r>
+        <w:rPr>
+          <w:rFonts w:ascii="Times New Roman" w:hAnsi="Times New Roman"/>
+          <w:color w:val="000000"/>
+          <w:sz w:val="24"/>
+          <w:szCs w:val="24"/>
+        </w:rPr>
+        <w:t xml:space="preserve">. Diese Architektur </w:t>
+      </w:r>
+      <w:r>
+        <w:rPr>
+          <w:rFonts w:ascii="Times New Roman" w:hAnsi="Times New Roman"/>
+          <w:color w:val="000000"/>
+          <w:sz w:val="24"/>
+          <w:szCs w:val="24"/>
+        </w:rPr>
+        <w:t>erleichterte</w:t>
+      </w:r>
+      <w:r>
+        <w:rPr>
+          <w:rFonts w:ascii="Times New Roman" w:hAnsi="Times New Roman"/>
+          <w:color w:val="000000"/>
+          <w:sz w:val="24"/>
+          <w:szCs w:val="24"/>
+        </w:rPr>
+        <w:t xml:space="preserve"> den Aufbau des Datenbestands spürbar: Eine projektspezifische Ontologie und separate RDF-Dateien waren </w:t>
+      </w:r>
+      <w:r>
+        <w:rPr>
+          <w:rFonts w:ascii="Times New Roman" w:hAnsi="Times New Roman"/>
+          <w:color w:val="000000"/>
+          <w:sz w:val="24"/>
+          <w:szCs w:val="24"/>
+        </w:rPr>
+        <w:t xml:space="preserve">deswegen </w:t>
+      </w:r>
+      <w:r>
+        <w:rPr>
+          <w:rFonts w:ascii="Times New Roman" w:hAnsi="Times New Roman"/>
+          <w:color w:val="000000"/>
+          <w:sz w:val="24"/>
+          <w:szCs w:val="24"/>
+        </w:rPr>
+        <w:t>überflüssig. Die Entit</w:t>
+      </w:r>
+      <w:r>
+        <w:rPr>
+          <w:rFonts w:ascii="Times New Roman" w:hAnsi="Times New Roman"/>
+          <w:color w:val="000000"/>
+          <w:sz w:val="24"/>
+          <w:szCs w:val="24"/>
+        </w:rPr>
+        <w:t>äten</w:t>
+      </w:r>
+      <w:r>
+        <w:rPr>
+          <w:rFonts w:ascii="Times New Roman" w:hAnsi="Times New Roman"/>
+          <w:color w:val="000000"/>
+          <w:sz w:val="24"/>
+          <w:szCs w:val="24"/>
+        </w:rPr>
+        <w:t xml:space="preserve"> und Aussagen wurden direkt gemäß dem</w:t>
+      </w:r>
+      <w:r>
+        <w:rPr>
+          <w:rStyle w:val="apple-converted-space"/>
+          <w:rFonts w:ascii="Times New Roman" w:hAnsi="Times New Roman"/>
+          <w:color w:val="000000"/>
+          <w:sz w:val="24"/>
+          <w:szCs w:val="24"/>
+        </w:rPr>
+        <w:t xml:space="preserve"> </w:t>
+      </w:r>
+      <w:r>
+        <w:rPr>
+          <w:rStyle w:val="Fett"/>
+          <w:rFonts w:ascii="Times New Roman" w:hAnsi="Times New Roman"/>
+          <w:b w:val="0"/>
+          <w:bCs w:val="0"/>
+          <w:color w:val="000000"/>
+          <w:sz w:val="24"/>
+          <w:szCs w:val="24"/>
+        </w:rPr>
+        <w:t>Wikidata-Datenmodell</w:t>
+      </w:r>
+      <w:r>
+        <w:rPr>
+          <w:rStyle w:val="apple-converted-space"/>
+          <w:rFonts w:ascii="Times New Roman" w:hAnsi="Times New Roman"/>
+          <w:color w:val="000000"/>
+          <w:sz w:val="24"/>
+          <w:szCs w:val="24"/>
+        </w:rPr>
+        <w:t xml:space="preserve"> </w:t>
+      </w:r>
+      <w:r>
+        <w:rPr>
+          <w:rFonts w:ascii="Times New Roman" w:hAnsi="Times New Roman"/>
+          <w:color w:val="000000"/>
+          <w:sz w:val="24"/>
+          <w:szCs w:val="24"/>
+        </w:rPr>
+        <w:t>mit Q-</w:t>
+      </w:r>
+      <w:r>
+        <w:rPr>
+          <w:rFonts w:ascii="Times New Roman" w:hAnsi="Times New Roman"/>
+          <w:color w:val="000000"/>
+          <w:sz w:val="24"/>
+          <w:szCs w:val="24"/>
+        </w:rPr>
+        <w:t xml:space="preserve"> </w:t>
+      </w:r>
+      <w:proofErr w:type="spellStart"/>
+      <w:r>
+        <w:rPr>
+          <w:rFonts w:ascii="Times New Roman" w:hAnsi="Times New Roman"/>
+          <w:color w:val="000000"/>
+          <w:sz w:val="24"/>
+          <w:szCs w:val="24"/>
+        </w:rPr>
+        <w:t xml:space="preserve">und </w:t>
+      </w:r>
+      <w:proofErr w:type="spellEnd"/>
+      <w:r>
+        <w:rPr>
+          <w:rFonts w:ascii="Times New Roman" w:hAnsi="Times New Roman"/>
+          <w:color w:val="000000"/>
+          <w:sz w:val="24"/>
+          <w:szCs w:val="24"/>
+        </w:rPr>
+        <w:t xml:space="preserve">P-IDs sowie </w:t>
+      </w:r>
+      <w:proofErr w:type="spellStart"/>
+      <w:r>
+        <w:rPr>
+          <w:rFonts w:ascii="Times New Roman" w:hAnsi="Times New Roman"/>
+          <w:color w:val="000000"/>
+          <w:sz w:val="24"/>
+          <w:szCs w:val="24"/>
+        </w:rPr>
+        <w:t>Qualifikatoren</w:t>
+      </w:r>
+      <w:proofErr w:type="spellEnd"/>
+      <w:r>
+        <w:rPr>
+          <w:rFonts w:ascii="Times New Roman" w:hAnsi="Times New Roman"/>
+          <w:color w:val="000000"/>
+          <w:sz w:val="24"/>
+          <w:szCs w:val="24"/>
+        </w:rPr>
+        <w:t xml:space="preserve"> und Quellenbelegen modelliert und eingespielt.</w:t>
+      </w:r>
+      <w:r>
+        <w:rPr>
+          <w:rFonts w:ascii="Times New Roman" w:hAnsi="Times New Roman"/>
+          <w:color w:val="000000"/>
+          <w:sz w:val="24"/>
+          <w:szCs w:val="24"/>
+        </w:rPr>
+        <w:t xml:space="preserve"> So blieb der Fokus auf die Informationenextraktion aus den Texten und nicht auf Infrastrukturarbeit. </w:t>
+      </w:r>
+    </w:p>
+    <w:p>
+      <w:pPr>
+        <w:pStyle w:val="Grundschrift"/>
+        <w:spacing w:line="360" w:lineRule="auto"/>
+        <w:rPr>
+          <w:rFonts w:ascii="Times New Roman" w:hAnsi="Times New Roman"/>
+          <w:sz w:val="24"/>
+          <w:szCs w:val="24"/>
+        </w:rPr>
+      </w:pPr>
+      <w:r>
+        <w:rPr>
+          <w:rFonts w:ascii="Times New Roman" w:hAnsi="Times New Roman"/>
+          <w:sz w:val="24"/>
+          <w:szCs w:val="24"/>
+        </w:rPr>
+        <w:lastRenderedPageBreak/>
+        <w:t xml:space="preserve">Ausgangspunkt war das Korpus aus 20 Lebensbeschreibungen, die Informationen über Personen, Orte und Reise der </w:t>
+      </w:r>
+      <w:commentRangeStart w:id="0"/>
+      <w:r>
+        <w:rPr>
+          <w:rFonts w:ascii="Times New Roman" w:hAnsi="Times New Roman"/>
+          <w:sz w:val="24"/>
+          <w:szCs w:val="24"/>
+        </w:rPr>
+        <w:t>Mission</w:t>
+      </w:r>
+      <w:r>
+        <w:rPr>
+          <w:rFonts w:ascii="Times New Roman" w:hAnsi="Times New Roman"/>
+          <w:sz w:val="24"/>
+          <w:szCs w:val="24"/>
+        </w:rPr>
+        <w:t xml:space="preserve">are </w:t>
+      </w:r>
+      <w:commentRangeEnd w:id="0"/>
+      <w:r>
+        <w:rPr>
+          <w:rStyle w:val="Kommentarzeichen"/>
+          <w:rFonts w:ascii="Times New Roman" w:hAnsi="Times New Roman"/>
+        </w:rPr>
+        <w:commentReference w:id="0"/>
+      </w:r>
+      <w:r>
+        <w:rPr>
+          <w:rFonts w:ascii="Times New Roman" w:hAnsi="Times New Roman"/>
+          <w:sz w:val="24"/>
+          <w:szCs w:val="24"/>
+        </w:rPr>
+        <w:t>beinhalte</w:t>
+      </w:r>
+      <w:r>
+        <w:rPr>
+          <w:rFonts w:ascii="Times New Roman" w:hAnsi="Times New Roman"/>
+          <w:sz w:val="24"/>
+          <w:szCs w:val="24"/>
+        </w:rPr>
+        <w:t>n</w:t>
+      </w:r>
+      <w:r>
+        <w:rPr>
+          <w:rFonts w:ascii="Times New Roman" w:hAnsi="Times New Roman"/>
+          <w:sz w:val="24"/>
+          <w:szCs w:val="24"/>
+        </w:rPr>
+        <w:t>. Die entwickelte Pipeline umfasst Bildvorbereitung und OCR, die Textstrukturierung als TEI-XML</w:t>
+      </w:r>
+      <w:r>
+        <w:rPr>
+          <w:rFonts w:ascii="Times New Roman" w:hAnsi="Times New Roman"/>
+          <w:sz w:val="24"/>
+          <w:szCs w:val="24"/>
+        </w:rPr>
+        <w:t xml:space="preserve"> sowie NER und RE</w:t>
+      </w:r>
+      <w:r>
+        <w:rPr>
+          <w:rFonts w:ascii="Times New Roman" w:hAnsi="Times New Roman"/>
+          <w:sz w:val="24"/>
+          <w:szCs w:val="24"/>
+        </w:rPr>
+        <w:t xml:space="preserve">. </w:t>
+      </w:r>
+      <w:r>
+        <w:rPr>
+          <w:rFonts w:ascii="Times New Roman" w:hAnsi="Times New Roman"/>
+          <w:sz w:val="24"/>
+          <w:szCs w:val="24"/>
+        </w:rPr>
+        <w:t xml:space="preserve">Dabei wurden sowohl </w:t>
+      </w:r>
+      <w:r>
+        <w:rPr>
+          <w:rFonts w:ascii="Times New Roman" w:hAnsi="Times New Roman"/>
+          <w:sz w:val="24"/>
+          <w:szCs w:val="24"/>
+        </w:rPr>
+        <w:t xml:space="preserve">die </w:t>
+      </w:r>
+      <w:r>
+        <w:rPr>
+          <w:rFonts w:ascii="Times New Roman" w:hAnsi="Times New Roman"/>
+          <w:sz w:val="24"/>
+          <w:szCs w:val="24"/>
+        </w:rPr>
+        <w:t xml:space="preserve">Grenze </w:t>
+      </w:r>
+      <w:proofErr w:type="gramStart"/>
+      <w:r>
+        <w:rPr>
+          <w:rFonts w:ascii="Times New Roman" w:hAnsi="Times New Roman"/>
+          <w:sz w:val="24"/>
+          <w:szCs w:val="24"/>
+        </w:rPr>
+        <w:t>jeweiliges Ansatzes</w:t>
+      </w:r>
+      <w:proofErr w:type="gramEnd"/>
+      <w:r>
+        <w:rPr>
+          <w:rFonts w:ascii="Times New Roman" w:hAnsi="Times New Roman"/>
+          <w:sz w:val="24"/>
+          <w:szCs w:val="24"/>
+        </w:rPr>
+        <w:t xml:space="preserve"> identifiziert als auch konkrete Optimierungsvorschläge formuliert. </w:t>
+      </w:r>
+      <w:r>
+        <w:rPr>
+          <w:rFonts w:ascii="Times New Roman" w:hAnsi="Times New Roman"/>
+          <w:sz w:val="24"/>
+          <w:szCs w:val="24"/>
+        </w:rPr>
+        <w:t xml:space="preserve">An dieser Stelle soll besonders der Erfolg bei der Erweiterung des NER-Modells von </w:t>
+      </w:r>
+      <w:proofErr w:type="spellStart"/>
+      <w:r>
+        <w:rPr>
+          <w:rFonts w:ascii="Times New Roman" w:hAnsi="Times New Roman"/>
+          <w:i/>
+          <w:iCs/>
+          <w:sz w:val="24"/>
+          <w:szCs w:val="24"/>
+        </w:rPr>
+        <w:t>spaCy</w:t>
+      </w:r>
+      <w:proofErr w:type="spellEnd"/>
+      <w:r>
+        <w:rPr>
+          <w:rFonts w:ascii="Times New Roman" w:hAnsi="Times New Roman"/>
+          <w:sz w:val="24"/>
+          <w:szCs w:val="24"/>
+        </w:rPr>
+        <w:t xml:space="preserve"> hervorhoben werden. Sie kann unabhängig vom Kontext dieser Arbeit weiterentwickelt und für NER </w:t>
+      </w:r>
+      <w:r>
+        <w:rPr>
+          <w:rFonts w:ascii="Times New Roman" w:hAnsi="Times New Roman"/>
+          <w:sz w:val="24"/>
+          <w:szCs w:val="24"/>
+        </w:rPr>
+        <w:t>bei den anderen Texten</w:t>
+      </w:r>
+      <w:r>
+        <w:rPr>
+          <w:rFonts w:ascii="Times New Roman" w:hAnsi="Times New Roman"/>
+          <w:sz w:val="24"/>
+          <w:szCs w:val="24"/>
+        </w:rPr>
+        <w:t xml:space="preserve"> der Brüdergemeine eingesetzt werden. </w:t>
+      </w:r>
+      <w:r>
+        <w:rPr>
+          <w:rFonts w:ascii="Times New Roman" w:hAnsi="Times New Roman"/>
+          <w:sz w:val="24"/>
+          <w:szCs w:val="24"/>
+        </w:rPr>
+        <w:t xml:space="preserve">Der Einsatz des LLM bei RE </w:t>
+      </w:r>
+      <w:r>
+        <w:rPr>
+          <w:rFonts w:ascii="Times New Roman" w:hAnsi="Times New Roman"/>
+          <w:sz w:val="24"/>
+          <w:szCs w:val="24"/>
+        </w:rPr>
+        <w:t xml:space="preserve">erwies sich als weniger erfolgreich als erwartet, jedoch </w:t>
+      </w:r>
+      <w:r>
+        <w:rPr>
+          <w:rFonts w:ascii="Times New Roman" w:hAnsi="Times New Roman"/>
+          <w:sz w:val="24"/>
+          <w:szCs w:val="24"/>
+        </w:rPr>
+        <w:t xml:space="preserve">zeigte </w:t>
+      </w:r>
+      <w:r>
+        <w:rPr>
+          <w:rFonts w:ascii="Times New Roman" w:hAnsi="Times New Roman"/>
+          <w:sz w:val="24"/>
+          <w:szCs w:val="24"/>
+        </w:rPr>
+        <w:t>ein</w:t>
+      </w:r>
+      <w:r>
+        <w:rPr>
+          <w:rFonts w:ascii="Times New Roman" w:hAnsi="Times New Roman"/>
+          <w:sz w:val="24"/>
+          <w:szCs w:val="24"/>
+        </w:rPr>
+        <w:t xml:space="preserve"> </w:t>
+      </w:r>
+      <w:r>
+        <w:rPr>
+          <w:rFonts w:ascii="Times New Roman" w:hAnsi="Times New Roman"/>
+          <w:sz w:val="24"/>
+          <w:szCs w:val="24"/>
+        </w:rPr>
+        <w:t>vielversprechend</w:t>
+      </w:r>
+      <w:r>
+        <w:rPr>
+          <w:rFonts w:ascii="Times New Roman" w:hAnsi="Times New Roman"/>
+          <w:sz w:val="24"/>
+          <w:szCs w:val="24"/>
+        </w:rPr>
+        <w:t>e</w:t>
+      </w:r>
+      <w:r>
+        <w:rPr>
+          <w:rFonts w:ascii="Times New Roman" w:hAnsi="Times New Roman"/>
+          <w:sz w:val="24"/>
+          <w:szCs w:val="24"/>
+        </w:rPr>
+        <w:t>s</w:t>
+      </w:r>
+      <w:r>
+        <w:rPr>
+          <w:rFonts w:ascii="Times New Roman" w:hAnsi="Times New Roman"/>
+          <w:sz w:val="24"/>
+          <w:szCs w:val="24"/>
+        </w:rPr>
+        <w:t xml:space="preserve"> Potenzial. </w:t>
+      </w:r>
+      <w:r>
+        <w:rPr>
+          <w:rFonts w:ascii="Times New Roman" w:hAnsi="Times New Roman"/>
+          <w:sz w:val="24"/>
+          <w:szCs w:val="24"/>
+        </w:rPr>
+        <w:t>Mit der vorgeschlagenen Optimierung</w:t>
+      </w:r>
+      <w:r>
+        <w:rPr>
+          <w:rFonts w:ascii="Times New Roman" w:hAnsi="Times New Roman"/>
+          <w:sz w:val="24"/>
+          <w:szCs w:val="24"/>
+        </w:rPr>
+        <w:t xml:space="preserve"> kann Erkennungseffizient von Relationen </w:t>
+      </w:r>
+      <w:r>
+        <w:rPr>
+          <w:rFonts w:ascii="Times New Roman" w:hAnsi="Times New Roman"/>
+          <w:sz w:val="24"/>
+          <w:szCs w:val="24"/>
+        </w:rPr>
+        <w:t>gesteigert werden</w:t>
+      </w:r>
+      <w:r>
+        <w:rPr>
+          <w:rFonts w:ascii="Times New Roman" w:hAnsi="Times New Roman"/>
+          <w:sz w:val="24"/>
+          <w:szCs w:val="24"/>
+        </w:rPr>
+        <w:t xml:space="preserve">. Dadurch </w:t>
+      </w:r>
+      <w:r>
+        <w:rPr>
+          <w:rFonts w:ascii="Times New Roman" w:hAnsi="Times New Roman"/>
+          <w:sz w:val="24"/>
+          <w:szCs w:val="24"/>
+        </w:rPr>
+        <w:t xml:space="preserve">könnte die Erstellung von Wissensgraphen </w:t>
+      </w:r>
+      <w:r>
+        <w:rPr>
+          <w:rFonts w:ascii="Times New Roman" w:hAnsi="Times New Roman"/>
+          <w:sz w:val="24"/>
+          <w:szCs w:val="24"/>
+        </w:rPr>
+        <w:t>künftig</w:t>
+      </w:r>
+      <w:r>
+        <w:rPr>
+          <w:rFonts w:ascii="Times New Roman" w:hAnsi="Times New Roman"/>
+          <w:sz w:val="24"/>
+          <w:szCs w:val="24"/>
+        </w:rPr>
+        <w:t xml:space="preserve"> voll automatisiert werden. </w:t>
+      </w:r>
+      <w:r>
+        <w:rPr>
+          <w:rFonts w:ascii="Times New Roman" w:hAnsi="Times New Roman"/>
+          <w:sz w:val="24"/>
+          <w:szCs w:val="24"/>
+        </w:rPr>
+        <w:t xml:space="preserve">Auch wenn nicht alle Aspekte der vorlegenden Arbeit optimal umgesetzt wurden, liegt ein belastbarer und skalierbarer Workflow vor, der ausgebaut werden kann und festgestellte Defizite behoben werden können. </w:t>
+      </w:r>
     </w:p>
     <w:p>
       <w:pPr>
@@ -491,8 +2609,8 @@
     </w:p>
     <w:p/>
     <w:sectPr>
-      <w:headerReference w:type="even" r:id="rId13"/>
-      <w:headerReference w:type="default" r:id="rId14"/>
+      <w:headerReference w:type="even" r:id="rId17"/>
+      <w:headerReference w:type="default" r:id="rId18"/>
       <w:type w:val="continuous"/>
       <w:pgSz w:w="11907" w:h="16840" w:code="9"/>
       <w:pgMar w:top="1559" w:right="2410" w:bottom="1559" w:left="1559" w:header="709" w:footer="0" w:gutter="0"/>
@@ -504,6 +2622,42 @@
 </w:document>
 </file>
 
+<file path=word/comments.xml><?xml version="1.0" encoding="utf-8"?>
+<w:comments xmlns:wpc="http://schemas.microsoft.com/office/word/2010/wordprocessingCanvas" xmlns:cx="http://schemas.microsoft.com/office/drawing/2014/chartex" xmlns:cx1="http://schemas.microsoft.com/office/drawing/2015/9/8/chartex" xmlns:cx2="http://schemas.microsoft.com/office/drawing/2015/10/21/chartex" xmlns:cx3="http://schemas.microsoft.com/office/drawing/2016/5/9/chartex" xmlns:cx4="http://schemas.microsoft.com/office/drawing/2016/5/10/chartex" xmlns:cx5="http://schemas.microsoft.com/office/drawing/2016/5/11/chartex" xmlns:cx6="http://schemas.microsoft.com/office/drawing/2016/5/12/chartex" xmlns:cx7="http://schemas.microsoft.com/office/drawing/2016/5/13/chartex" xmlns:cx8="http://schemas.microsoft.com/office/drawing/2016/5/14/chartex" xmlns:mc="http://schemas.openxmlformats.org/markup-compatibility/2006" xmlns:aink="http://schemas.microsoft.com/office/drawing/2016/ink" xmlns:am3d="http://schemas.microsoft.com/office/drawing/2017/model3d" xmlns:o="urn:schemas-microsoft-com:office:office" xmlns:oel="http://schemas.microsoft.com/office/2019/extlst" xmlns:r="http://schemas.openxmlformats.org/officeDocument/2006/relationships" xmlns:m="http://schemas.openxmlformats.org/officeDocument/2006/math" xmlns:v="urn:schemas-microsoft-com:vml" xmlns:wp14="http://schemas.microsoft.com/office/word/2010/wordprocessingDrawing" xmlns:wp="http://schemas.openxmlformats.org/drawingml/2006/wordprocessingDrawing" xmlns:w10="urn:schemas-microsoft-com:office:word" xmlns:w="http://schemas.openxmlformats.org/wordprocessingml/2006/main" xmlns:w14="http://schemas.microsoft.com/office/word/2010/wordml" xmlns:w15="http://schemas.microsoft.com/office/word/2012/wordml" xmlns:w16cex="http://schemas.microsoft.com/office/word/2018/wordml/cex" xmlns:w16cid="http://schemas.microsoft.com/office/word/2016/wordml/cid" xmlns:w16="http://schemas.microsoft.com/office/word/2018/wordml" xmlns:w16du="http://schemas.microsoft.com/office/word/2023/wordml/word16du" xmlns:w16sdtdh="http://schemas.microsoft.com/office/word/2020/wordml/sdtdatahash" xmlns:w16sdtfl="http://schemas.microsoft.com/office/word/2024/wordml/sdtformatlock" xmlns:w16se="http://schemas.microsoft.com/office/word/2015/wordml/symex" xmlns:wpg="http://schemas.microsoft.com/office/word/2010/wordprocessingGroup" xmlns:wpi="http://schemas.microsoft.com/office/word/2010/wordprocessingInk" xmlns:wne="http://schemas.microsoft.com/office/word/2006/wordml" xmlns:wps="http://schemas.microsoft.com/office/word/2010/wordprocessingShape" mc:Ignorable="w14 w15 w16se w16cid w16 w16cex w16sdtdh w16sdtfl w16du wp14">
+  <w:comment w:id="0" w:author="Svetlana Yakutina" w:date="2025-09-13T10:34:00Z" w:initials="SY">
+    <w:p>
+      <w:r>
+        <w:rPr>
+          <w:rStyle w:val="Kommentarzeichen"/>
+        </w:rPr>
+        <w:annotationRef/>
+      </w:r>
+      <w:r>
+        <w:t>Missionär:innen?</w:t>
+      </w:r>
+    </w:p>
+  </w:comment>
+</w:comments>
+</file>
+
+<file path=word/commentsExtended.xml><?xml version="1.0" encoding="utf-8"?>
+<w15:commentsEx xmlns:wpc="http://schemas.microsoft.com/office/word/2010/wordprocessingCanvas" xmlns:cx="http://schemas.microsoft.com/office/drawing/2014/chartex" xmlns:cx1="http://schemas.microsoft.com/office/drawing/2015/9/8/chartex" xmlns:cx2="http://schemas.microsoft.com/office/drawing/2015/10/21/chartex" xmlns:cx3="http://schemas.microsoft.com/office/drawing/2016/5/9/chartex" xmlns:cx4="http://schemas.microsoft.com/office/drawing/2016/5/10/chartex" xmlns:cx5="http://schemas.microsoft.com/office/drawing/2016/5/11/chartex" xmlns:cx6="http://schemas.microsoft.com/office/drawing/2016/5/12/chartex" xmlns:cx7="http://schemas.microsoft.com/office/drawing/2016/5/13/chartex" xmlns:cx8="http://schemas.microsoft.com/office/drawing/2016/5/14/chartex" xmlns:mc="http://schemas.openxmlformats.org/markup-compatibility/2006" xmlns:aink="http://schemas.microsoft.com/office/drawing/2016/ink" xmlns:am3d="http://schemas.microsoft.com/office/drawing/2017/model3d" xmlns:o="urn:schemas-microsoft-com:office:office" xmlns:oel="http://schemas.microsoft.com/office/2019/extlst" xmlns:r="http://schemas.openxmlformats.org/officeDocument/2006/relationships" xmlns:m="http://schemas.openxmlformats.org/officeDocument/2006/math" xmlns:v="urn:schemas-microsoft-com:vml" xmlns:wp14="http://schemas.microsoft.com/office/word/2010/wordprocessingDrawing" xmlns:wp="http://schemas.openxmlformats.org/drawingml/2006/wordprocessingDrawing" xmlns:w10="urn:schemas-microsoft-com:office:word" xmlns:w="http://schemas.openxmlformats.org/wordprocessingml/2006/main" xmlns:w14="http://schemas.microsoft.com/office/word/2010/wordml" xmlns:w15="http://schemas.microsoft.com/office/word/2012/wordml" xmlns:w16cex="http://schemas.microsoft.com/office/word/2018/wordml/cex" xmlns:w16cid="http://schemas.microsoft.com/office/word/2016/wordml/cid" xmlns:w16="http://schemas.microsoft.com/office/word/2018/wordml" xmlns:w16du="http://schemas.microsoft.com/office/word/2023/wordml/word16du" xmlns:w16sdtdh="http://schemas.microsoft.com/office/word/2020/wordml/sdtdatahash" xmlns:w16sdtfl="http://schemas.microsoft.com/office/word/2024/wordml/sdtformatlock" xmlns:w16se="http://schemas.microsoft.com/office/word/2015/wordml/symex" xmlns:wpg="http://schemas.microsoft.com/office/word/2010/wordprocessingGroup" xmlns:wpi="http://schemas.microsoft.com/office/word/2010/wordprocessingInk" xmlns:wne="http://schemas.microsoft.com/office/word/2006/wordml" xmlns:wps="http://schemas.microsoft.com/office/word/2010/wordprocessingShape" mc:Ignorable="w14 w15 w16se w16cid w16 w16cex w16sdtdh w16sdtfl w16du wp14">
+  <w15:commentEx w15:paraId="1A24EA81" w15:done="0"/>
+</w15:commentsEx>
+</file>
+
+<file path=word/commentsExtensible.xml><?xml version="1.0" encoding="utf-8"?>
+<w16cex:commentsExtensible xmlns:wpc="http://schemas.microsoft.com/office/word/2010/wordprocessingCanvas" xmlns:cx="http://schemas.microsoft.com/office/drawing/2014/chartex" xmlns:cx1="http://schemas.microsoft.com/office/drawing/2015/9/8/chartex" xmlns:cx2="http://schemas.microsoft.com/office/drawing/2015/10/21/chartex" xmlns:cx3="http://schemas.microsoft.com/office/drawing/2016/5/9/chartex" xmlns:cx4="http://schemas.microsoft.com/office/drawing/2016/5/10/chartex" xmlns:cx5="http://schemas.microsoft.com/office/drawing/2016/5/11/chartex" xmlns:cx6="http://schemas.microsoft.com/office/drawing/2016/5/12/chartex" xmlns:cx7="http://schemas.microsoft.com/office/drawing/2016/5/13/chartex" xmlns:cx8="http://schemas.microsoft.com/office/drawing/2016/5/14/chartex" xmlns:cr="http://schemas.microsoft.com/office/comments/2020/reactions" xmlns:mc="http://schemas.openxmlformats.org/markup-compatibility/2006" xmlns:aink="http://schemas.microsoft.com/office/drawing/2016/ink" xmlns:am3d="http://schemas.microsoft.com/office/drawing/2017/model3d" xmlns:o="urn:schemas-microsoft-com:office:office" xmlns:oel="http://schemas.microsoft.com/office/2019/extlst" xmlns:r="http://schemas.openxmlformats.org/officeDocument/2006/relationships" xmlns:m="http://schemas.openxmlformats.org/officeDocument/2006/math" xmlns:v="urn:schemas-microsoft-com:vml" xmlns:wp14="http://schemas.microsoft.com/office/word/2010/wordprocessingDrawing" xmlns:wp="http://schemas.openxmlformats.org/drawingml/2006/wordprocessingDrawing" xmlns:w10="urn:schemas-microsoft-com:office:word" xmlns:w="http://schemas.openxmlformats.org/wordprocessingml/2006/main" xmlns:w14="http://schemas.microsoft.com/office/word/2010/wordml" xmlns:w15="http://schemas.microsoft.com/office/word/2012/wordml" xmlns:w16cex="http://schemas.microsoft.com/office/word/2018/wordml/cex" xmlns:w16cid="http://schemas.microsoft.com/office/word/2016/wordml/cid" xmlns:w16="http://schemas.microsoft.com/office/word/2018/wordml" xmlns:w16du="http://schemas.microsoft.com/office/word/2023/wordml/word16du" xmlns:w16sdtdh="http://schemas.microsoft.com/office/word/2020/wordml/sdtdatahash" xmlns:w16sdtfl="http://schemas.microsoft.com/office/word/2024/wordml/sdtformatlock" xmlns:w16se="http://schemas.microsoft.com/office/word/2015/wordml/symex" xmlns:wpg="http://schemas.microsoft.com/office/word/2010/wordprocessingGroup" xmlns:wpi="http://schemas.microsoft.com/office/word/2010/wordprocessingInk" xmlns:wne="http://schemas.microsoft.com/office/word/2006/wordml" xmlns:wps="http://schemas.microsoft.com/office/word/2010/wordprocessingShape" mc:Ignorable="w14 w15 w16se w16cid w16 w16cex w16sdtdh w16sdtfl cr w16du wp14">
+  <w16cex:commentExtensible w16cex:durableId="67E34EAD" w16cex:dateUtc="2025-09-13T08:34:00Z"/>
+</w16cex:commentsExtensible>
+</file>
+
+<file path=word/commentsIds.xml><?xml version="1.0" encoding="utf-8"?>
+<w16cid:commentsIds xmlns:wpc="http://schemas.microsoft.com/office/word/2010/wordprocessingCanvas" xmlns:cx="http://schemas.microsoft.com/office/drawing/2014/chartex" xmlns:cx1="http://schemas.microsoft.com/office/drawing/2015/9/8/chartex" xmlns:cx2="http://schemas.microsoft.com/office/drawing/2015/10/21/chartex" xmlns:cx3="http://schemas.microsoft.com/office/drawing/2016/5/9/chartex" xmlns:cx4="http://schemas.microsoft.com/office/drawing/2016/5/10/chartex" xmlns:cx5="http://schemas.microsoft.com/office/drawing/2016/5/11/chartex" xmlns:cx6="http://schemas.microsoft.com/office/drawing/2016/5/12/chartex" xmlns:cx7="http://schemas.microsoft.com/office/drawing/2016/5/13/chartex" xmlns:cx8="http://schemas.microsoft.com/office/drawing/2016/5/14/chartex" xmlns:mc="http://schemas.openxmlformats.org/markup-compatibility/2006" xmlns:aink="http://schemas.microsoft.com/office/drawing/2016/ink" xmlns:am3d="http://schemas.microsoft.com/office/drawing/2017/model3d" xmlns:o="urn:schemas-microsoft-com:office:office" xmlns:oel="http://schemas.microsoft.com/office/2019/extlst" xmlns:r="http://schemas.openxmlformats.org/officeDocument/2006/relationships" xmlns:m="http://schemas.openxmlformats.org/officeDocument/2006/math" xmlns:v="urn:schemas-microsoft-com:vml" xmlns:wp14="http://schemas.microsoft.com/office/word/2010/wordprocessingDrawing" xmlns:wp="http://schemas.openxmlformats.org/drawingml/2006/wordprocessingDrawing" xmlns:w10="urn:schemas-microsoft-com:office:word" xmlns:w="http://schemas.openxmlformats.org/wordprocessingml/2006/main" xmlns:w14="http://schemas.microsoft.com/office/word/2010/wordml" xmlns:w15="http://schemas.microsoft.com/office/word/2012/wordml" xmlns:w16cex="http://schemas.microsoft.com/office/word/2018/wordml/cex" xmlns:w16cid="http://schemas.microsoft.com/office/word/2016/wordml/cid" xmlns:w16="http://schemas.microsoft.com/office/word/2018/wordml" xmlns:w16du="http://schemas.microsoft.com/office/word/2023/wordml/word16du" xmlns:w16sdtdh="http://schemas.microsoft.com/office/word/2020/wordml/sdtdatahash" xmlns:w16sdtfl="http://schemas.microsoft.com/office/word/2024/wordml/sdtformatlock" xmlns:w16se="http://schemas.microsoft.com/office/word/2015/wordml/symex" xmlns:wpg="http://schemas.microsoft.com/office/word/2010/wordprocessingGroup" xmlns:wpi="http://schemas.microsoft.com/office/word/2010/wordprocessingInk" xmlns:wne="http://schemas.microsoft.com/office/word/2006/wordml" xmlns:wps="http://schemas.microsoft.com/office/word/2010/wordprocessingShape" mc:Ignorable="w14 w15 w16se w16cid w16 w16cex w16sdtdh w16sdtfl w16du wp14">
+  <w16cid:commentId w16cid:paraId="1A24EA81" w16cid:durableId="67E34EAD"/>
+</w16cid:commentsIds>
+</file>
+
 <file path=word/endnotes.xml><?xml version="1.0" encoding="utf-8"?>
 <w:endnotes xmlns:wpc="http://schemas.microsoft.com/office/word/2010/wordprocessingCanvas" xmlns:cx="http://schemas.microsoft.com/office/drawing/2014/chartex" xmlns:cx1="http://schemas.microsoft.com/office/drawing/2015/9/8/chartex" xmlns:cx2="http://schemas.microsoft.com/office/drawing/2015/10/21/chartex" xmlns:cx3="http://schemas.microsoft.com/office/drawing/2016/5/9/chartex" xmlns:cx4="http://schemas.microsoft.com/office/drawing/2016/5/10/chartex" xmlns:cx5="http://schemas.microsoft.com/office/drawing/2016/5/11/chartex" xmlns:cx6="http://schemas.microsoft.com/office/drawing/2016/5/12/chartex" xmlns:cx7="http://schemas.microsoft.com/office/drawing/2016/5/13/chartex" xmlns:cx8="http://schemas.microsoft.com/office/drawing/2016/5/14/chartex" xmlns:mc="http://schemas.openxmlformats.org/markup-compatibility/2006" xmlns:aink="http://schemas.microsoft.com/office/drawing/2016/ink" xmlns:am3d="http://schemas.microsoft.com/office/drawing/2017/model3d" xmlns:o="urn:schemas-microsoft-com:office:office" xmlns:oel="http://schemas.microsoft.com/office/2019/extlst" xmlns:r="http://schemas.openxmlformats.org/officeDocument/2006/relationships" xmlns:m="http://schemas.openxmlformats.org/officeDocument/2006/math" xmlns:v="urn:schemas-microsoft-com:vml" xmlns:wp14="http://schemas.microsoft.com/office/word/2010/wordprocessingDrawing" xmlns:wp="http://schemas.openxmlformats.org/drawingml/2006/wordprocessingDrawing" xmlns:w10="urn:schemas-microsoft-com:office:word" xmlns:w="http://schemas.openxmlformats.org/wordprocessingml/2006/main" xmlns:w14="http://schemas.microsoft.com/office/word/2010/wordml" xmlns:w15="http://schemas.microsoft.com/office/word/2012/wordml" xmlns:w16cex="http://schemas.microsoft.com/office/word/2018/wordml/cex" xmlns:w16cid="http://schemas.microsoft.com/office/word/2016/wordml/cid" xmlns:w16="http://schemas.microsoft.com/office/word/2018/wordml" xmlns:w16du="http://schemas.microsoft.com/office/word/2023/wordml/word16du" xmlns:w16sdtdh="http://schemas.microsoft.com/office/word/2020/wordml/sdtdatahash" xmlns:w16sdtfl="http://schemas.microsoft.com/office/word/2024/wordml/sdtformatlock" xmlns:w16se="http://schemas.microsoft.com/office/word/2015/wordml/symex" xmlns:wpg="http://schemas.microsoft.com/office/word/2010/wordprocessingGroup" xmlns:wpi="http://schemas.microsoft.com/office/word/2010/wordprocessingInk" xmlns:wne="http://schemas.microsoft.com/office/word/2006/wordml" xmlns:wps="http://schemas.microsoft.com/office/word/2010/wordprocessingShape" mc:Ignorable="w14 w15 w16se w16cid w16 w16cex w16sdtdh w16sdtfl w16du wp14">
   <w:endnote w:type="separator" w:id="-1">
@@ -543,7 +2697,10 @@
     <w:p>
       <w:pPr>
         <w:pStyle w:val="Funotentext"/>
-        <w:ind w:left="284" w:hanging="284"/>
+        <w:ind w:left="142" w:hanging="142"/>
+        <w:rPr>
+          <w:sz w:val="20"/>
+        </w:rPr>
       </w:pPr>
       <w:r>
         <w:rPr>
@@ -557,6 +2714,7 @@
       <w:r>
         <w:rPr>
           <w:rFonts w:ascii="Times New Roman" w:hAnsi="Times New Roman"/>
+          <w:sz w:val="20"/>
         </w:rPr>
         <w:t xml:space="preserve">Je nach Anwendungsbereich gibt es verschiedene Begriffe für Wissensgraphen: Im </w:t>
       </w:r>
@@ -564,6 +2722,7 @@
       <w:r>
         <w:rPr>
           <w:rFonts w:ascii="Times New Roman" w:hAnsi="Times New Roman"/>
+          <w:sz w:val="20"/>
         </w:rPr>
         <w:t>Semantic</w:t>
       </w:r>
@@ -571,38 +2730,9 @@
       <w:r>
         <w:rPr>
           <w:rFonts w:ascii="Times New Roman" w:hAnsi="Times New Roman"/>
-        </w:rPr>
-        <w:t xml:space="preserve"> Web werden sie als Wissensgraphen oder Knowledge Graphs bezeichnet, in der Datenverarbeitung als Label Property Graphs</w:t>
-      </w:r>
-      <w:r>
-        <w:rPr>
-          <w:rFonts w:ascii="Times New Roman" w:hAnsi="Times New Roman"/>
-        </w:rPr>
-        <w:t>, in der Physik, der Mathematik und der Biologie als Netzwerk</w:t>
-      </w:r>
-      <w:r>
-        <w:rPr>
-          <w:rFonts w:ascii="Times New Roman" w:hAnsi="Times New Roman"/>
-        </w:rPr>
-        <w:t xml:space="preserve"> und in der Graphentheorie einfach als Graphen</w:t>
-      </w:r>
-      <w:r>
-        <w:rPr>
-          <w:rFonts w:ascii="Times New Roman" w:hAnsi="Times New Roman"/>
-        </w:rPr>
-        <w:t xml:space="preserve"> (vgl. Dörpinghaus 2022)</w:t>
-      </w:r>
-      <w:r>
-        <w:rPr>
-          <w:rFonts w:ascii="Times New Roman" w:hAnsi="Times New Roman"/>
-        </w:rPr>
-        <w:t>.</w:t>
-      </w:r>
-      <w:r>
-        <w:rPr>
-          <w:rFonts w:ascii="Times New Roman" w:hAnsi="Times New Roman"/>
-        </w:rPr>
-        <w:t xml:space="preserve"> In der vorliegenden Arbeit werde ich all diese Begriffe künftig vereinfachend als Wissensgraph(en) oder Graph(en) bezeichnet.</w:t>
+          <w:sz w:val="20"/>
+        </w:rPr>
+        <w:t xml:space="preserve"> Web werden sie als Wissensgraphen oder Knowledge Graphs bezeichnet, in der Datenverarbeitung als Label Property Graphs, in der Physik, der Mathematik und der Biologie als Netzwerk und in der Graphentheorie einfach als Graphen (vgl. Dörpinghaus 2022). In der vorliegenden Arbeit werde ich all diese Begriffe künftig vereinfachend als Wissensgraph(en) oder Graph(en) bezeichnet.</w:t>
       </w:r>
     </w:p>
   </w:footnote>
@@ -618,12 +2748,14 @@
         <w:rPr>
           <w:rStyle w:val="Funotenzeichen"/>
           <w:rFonts w:ascii="Times New Roman" w:hAnsi="Times New Roman"/>
+          <w:sz w:val="20"/>
         </w:rPr>
         <w:footnoteRef/>
       </w:r>
       <w:r>
         <w:rPr>
           <w:rFonts w:ascii="Times New Roman" w:hAnsi="Times New Roman"/>
+          <w:sz w:val="20"/>
         </w:rPr>
         <w:t xml:space="preserve"> (1) </w:t>
       </w:r>
@@ -631,6 +2763,7 @@
       <w:r>
         <w:rPr>
           <w:rFonts w:ascii="Times New Roman" w:hAnsi="Times New Roman"/>
+          <w:sz w:val="20"/>
         </w:rPr>
         <w:t>Findable</w:t>
       </w:r>
@@ -638,6 +2771,7 @@
       <w:r>
         <w:rPr>
           <w:rFonts w:ascii="Times New Roman" w:hAnsi="Times New Roman"/>
+          <w:sz w:val="20"/>
         </w:rPr>
         <w:t xml:space="preserve">, (2) </w:t>
       </w:r>
@@ -645,6 +2779,7 @@
       <w:r>
         <w:rPr>
           <w:rFonts w:ascii="Times New Roman" w:hAnsi="Times New Roman"/>
+          <w:sz w:val="20"/>
         </w:rPr>
         <w:t>Accessible</w:t>
       </w:r>
@@ -652,6 +2787,7 @@
       <w:r>
         <w:rPr>
           <w:rFonts w:ascii="Times New Roman" w:hAnsi="Times New Roman"/>
+          <w:sz w:val="20"/>
         </w:rPr>
         <w:t xml:space="preserve">, (3) Interoperable, (4) </w:t>
       </w:r>
@@ -659,6 +2795,7 @@
       <w:r>
         <w:rPr>
           <w:rFonts w:ascii="Times New Roman" w:hAnsi="Times New Roman"/>
+          <w:sz w:val="20"/>
         </w:rPr>
         <w:t>Reusable</w:t>
       </w:r>
@@ -666,6 +2803,40 @@
       <w:r>
         <w:rPr>
           <w:rFonts w:ascii="Times New Roman" w:hAnsi="Times New Roman"/>
+          <w:sz w:val="20"/>
+        </w:rPr>
+        <w:t>.</w:t>
+      </w:r>
+    </w:p>
+  </w:footnote>
+  <w:footnote w:id="3">
+    <w:p>
+      <w:pPr>
+        <w:pStyle w:val="Funotentext"/>
+        <w:rPr>
+          <w:rFonts w:ascii="Times New Roman" w:hAnsi="Times New Roman"/>
+          <w:sz w:val="20"/>
+        </w:rPr>
+      </w:pPr>
+      <w:r>
+        <w:rPr>
+          <w:rStyle w:val="Funotenzeichen"/>
+          <w:rFonts w:ascii="Times New Roman" w:hAnsi="Times New Roman"/>
+          <w:sz w:val="20"/>
+        </w:rPr>
+        <w:footnoteRef/>
+      </w:r>
+      <w:r>
+        <w:rPr>
+          <w:rFonts w:ascii="Times New Roman" w:hAnsi="Times New Roman"/>
+          <w:sz w:val="20"/>
+        </w:rPr>
+        <w:t xml:space="preserve"> Anhang 2</w:t>
+      </w:r>
+      <w:r>
+        <w:rPr>
+          <w:rFonts w:ascii="Times New Roman" w:hAnsi="Times New Roman"/>
+          <w:sz w:val="20"/>
         </w:rPr>
         <w:t>.</w:t>
       </w:r>
@@ -4694,6 +6865,14 @@
     <w:abstractNumId w:val="21"/>
   </w:num>
 </w:numbering>
+</file>
+
+<file path=word/people.xml><?xml version="1.0" encoding="utf-8"?>
+<w15:people xmlns:wpc="http://schemas.microsoft.com/office/word/2010/wordprocessingCanvas" xmlns:cx="http://schemas.microsoft.com/office/drawing/2014/chartex" xmlns:cx1="http://schemas.microsoft.com/office/drawing/2015/9/8/chartex" xmlns:cx2="http://schemas.microsoft.com/office/drawing/2015/10/21/chartex" xmlns:cx3="http://schemas.microsoft.com/office/drawing/2016/5/9/chartex" xmlns:cx4="http://schemas.microsoft.com/office/drawing/2016/5/10/chartex" xmlns:cx5="http://schemas.microsoft.com/office/drawing/2016/5/11/chartex" xmlns:cx6="http://schemas.microsoft.com/office/drawing/2016/5/12/chartex" xmlns:cx7="http://schemas.microsoft.com/office/drawing/2016/5/13/chartex" xmlns:cx8="http://schemas.microsoft.com/office/drawing/2016/5/14/chartex" xmlns:mc="http://schemas.openxmlformats.org/markup-compatibility/2006" xmlns:aink="http://schemas.microsoft.com/office/drawing/2016/ink" xmlns:am3d="http://schemas.microsoft.com/office/drawing/2017/model3d" xmlns:o="urn:schemas-microsoft-com:office:office" xmlns:oel="http://schemas.microsoft.com/office/2019/extlst" xmlns:r="http://schemas.openxmlformats.org/officeDocument/2006/relationships" xmlns:m="http://schemas.openxmlformats.org/officeDocument/2006/math" xmlns:v="urn:schemas-microsoft-com:vml" xmlns:wp14="http://schemas.microsoft.com/office/word/2010/wordprocessingDrawing" xmlns:wp="http://schemas.openxmlformats.org/drawingml/2006/wordprocessingDrawing" xmlns:w10="urn:schemas-microsoft-com:office:word" xmlns:w="http://schemas.openxmlformats.org/wordprocessingml/2006/main" xmlns:w14="http://schemas.microsoft.com/office/word/2010/wordml" xmlns:w15="http://schemas.microsoft.com/office/word/2012/wordml" xmlns:w16cex="http://schemas.microsoft.com/office/word/2018/wordml/cex" xmlns:w16cid="http://schemas.microsoft.com/office/word/2016/wordml/cid" xmlns:w16="http://schemas.microsoft.com/office/word/2018/wordml" xmlns:w16du="http://schemas.microsoft.com/office/word/2023/wordml/word16du" xmlns:w16sdtdh="http://schemas.microsoft.com/office/word/2020/wordml/sdtdatahash" xmlns:w16sdtfl="http://schemas.microsoft.com/office/word/2024/wordml/sdtformatlock" xmlns:w16se="http://schemas.microsoft.com/office/word/2015/wordml/symex" xmlns:wpg="http://schemas.microsoft.com/office/word/2010/wordprocessingGroup" xmlns:wpi="http://schemas.microsoft.com/office/word/2010/wordprocessingInk" xmlns:wne="http://schemas.microsoft.com/office/word/2006/wordml" xmlns:wps="http://schemas.microsoft.com/office/word/2010/wordprocessingShape" mc:Ignorable="w14 w15 w16se w16cid w16 w16cex w16sdtdh w16sdtfl w16du wp14">
+  <w15:person w15:author="Svetlana Yakutina">
+    <w15:presenceInfo w15:providerId="Windows Live" w15:userId="82e2cc62cf405965"/>
+  </w15:person>
+</w15:people>
 </file>
 
 <file path=word/styles.xml><?xml version="1.0" encoding="utf-8"?>
